--- a/frontend/public/docx/courses/generative-ai/Multi-modal-rag/Multimodal Retrieval-Augmented Generation (MRAG).docx
+++ b/frontend/public/docx/courses/generative-ai/Multi-modal-rag/Multimodal Retrieval-Augmented Generation (MRAG).docx
@@ -47,7 +47,7 @@
       <w:pPr>
         <w:numPr>
           <w:ilvl w:val="0"/>
-          <w:numId w:val="19"/>
+          <w:numId w:val="22"/>
         </w:numPr>
         <w:spacing w:after="0" w:before="240" w:lineRule="auto"/>
         <w:ind w:left="720" w:hanging="360"/>
@@ -64,7 +64,7 @@
       <w:pPr>
         <w:numPr>
           <w:ilvl w:val="0"/>
-          <w:numId w:val="19"/>
+          <w:numId w:val="22"/>
         </w:numPr>
         <w:spacing w:after="0" w:before="0" w:lineRule="auto"/>
         <w:ind w:left="720" w:hanging="360"/>
@@ -72,7 +72,7 @@
       </w:pPr>
       <w:sdt>
         <w:sdtPr>
-          <w:id w:val="240188781"/>
+          <w:id w:val="475645208"/>
           <w:tag w:val="goog_rdk_0"/>
         </w:sdtPr>
         <w:sdtContent>
@@ -95,7 +95,7 @@
       <w:pPr>
         <w:numPr>
           <w:ilvl w:val="0"/>
-          <w:numId w:val="19"/>
+          <w:numId w:val="22"/>
         </w:numPr>
         <w:spacing w:after="0" w:before="0" w:lineRule="auto"/>
         <w:ind w:left="720" w:hanging="360"/>
@@ -112,7 +112,7 @@
       <w:pPr>
         <w:numPr>
           <w:ilvl w:val="0"/>
-          <w:numId w:val="19"/>
+          <w:numId w:val="22"/>
         </w:numPr>
         <w:spacing w:after="0" w:before="0" w:lineRule="auto"/>
         <w:ind w:left="720" w:hanging="360"/>
@@ -129,7 +129,7 @@
       <w:pPr>
         <w:numPr>
           <w:ilvl w:val="0"/>
-          <w:numId w:val="19"/>
+          <w:numId w:val="22"/>
         </w:numPr>
         <w:spacing w:after="240" w:before="0" w:lineRule="auto"/>
         <w:ind w:left="720" w:hanging="360"/>
@@ -149,7 +149,7 @@
       </w:pPr>
       <w:sdt>
         <w:sdtPr>
-          <w:id w:val="-1420882915"/>
+          <w:id w:val="1084951790"/>
           <w:tag w:val="goog_rdk_1"/>
         </w:sdtPr>
         <w:sdtContent>
@@ -184,7 +184,7 @@
       <w:pPr>
         <w:numPr>
           <w:ilvl w:val="0"/>
-          <w:numId w:val="12"/>
+          <w:numId w:val="15"/>
         </w:numPr>
         <w:spacing w:after="0" w:before="240" w:lineRule="auto"/>
         <w:ind w:left="720" w:hanging="360"/>
@@ -209,7 +209,7 @@
       <w:pPr>
         <w:numPr>
           <w:ilvl w:val="0"/>
-          <w:numId w:val="12"/>
+          <w:numId w:val="15"/>
         </w:numPr>
         <w:spacing w:after="0" w:before="0" w:lineRule="auto"/>
         <w:ind w:left="720" w:hanging="360"/>
@@ -234,7 +234,7 @@
       <w:pPr>
         <w:numPr>
           <w:ilvl w:val="0"/>
-          <w:numId w:val="12"/>
+          <w:numId w:val="15"/>
         </w:numPr>
         <w:spacing w:after="0" w:before="0" w:lineRule="auto"/>
         <w:ind w:left="720" w:hanging="360"/>
@@ -259,7 +259,7 @@
       <w:pPr>
         <w:numPr>
           <w:ilvl w:val="0"/>
-          <w:numId w:val="12"/>
+          <w:numId w:val="15"/>
         </w:numPr>
         <w:spacing w:after="0" w:before="0" w:lineRule="auto"/>
         <w:ind w:left="720" w:hanging="360"/>
@@ -277,14 +277,14 @@
         <w:rPr>
           <w:rtl w:val="0"/>
         </w:rPr>
-        <w:t xml:space="preserve"> is richer but messier — images/tables can't be naively concatenated like text.</w:t>
-      </w:r>
-    </w:p>
-    <w:p>
-      <w:pPr>
-        <w:numPr>
-          <w:ilvl w:val="0"/>
-          <w:numId w:val="12"/>
+        <w:t xml:space="preserve"> is richer but messier, images/tables can't be naively concatenated like text.</w:t>
+      </w:r>
+    </w:p>
+    <w:p>
+      <w:pPr>
+        <w:numPr>
+          <w:ilvl w:val="0"/>
+          <w:numId w:val="15"/>
         </w:numPr>
         <w:spacing w:after="0" w:before="0" w:lineRule="auto"/>
         <w:ind w:left="720" w:hanging="360"/>
@@ -309,7 +309,7 @@
       <w:pPr>
         <w:numPr>
           <w:ilvl w:val="0"/>
-          <w:numId w:val="12"/>
+          <w:numId w:val="15"/>
         </w:numPr>
         <w:spacing w:after="240" w:before="0" w:lineRule="auto"/>
         <w:ind w:left="720" w:hanging="360"/>
@@ -393,12 +393,12 @@
           <wp:inline distB="114300" distT="114300" distL="114300" distR="114300">
             <wp:extent cx="5943600" cy="1041400"/>
             <wp:effectExtent b="0" l="0" r="0" t="0"/>
-            <wp:docPr id="6" name="image2.png"/>
+            <wp:docPr id="6" name="image1.png"/>
             <a:graphic>
               <a:graphicData uri="http://schemas.openxmlformats.org/drawingml/2006/picture">
                 <pic:pic>
                   <pic:nvPicPr>
-                    <pic:cNvPr id="0" name="image2.png"/>
+                    <pic:cNvPr id="0" name="image1.png"/>
                     <pic:cNvPicPr preferRelativeResize="0"/>
                   </pic:nvPicPr>
                   <pic:blipFill>
@@ -446,7 +446,7 @@
       <w:pPr>
         <w:numPr>
           <w:ilvl w:val="0"/>
-          <w:numId w:val="11"/>
+          <w:numId w:val="14"/>
         </w:numPr>
         <w:spacing w:after="0" w:lineRule="auto"/>
         <w:ind w:left="720" w:hanging="360"/>
@@ -463,7 +463,7 @@
       <w:pPr>
         <w:numPr>
           <w:ilvl w:val="1"/>
-          <w:numId w:val="11"/>
+          <w:numId w:val="14"/>
         </w:numPr>
         <w:spacing w:after="0" w:lineRule="auto"/>
         <w:ind w:left="1440" w:hanging="360"/>
@@ -471,7 +471,7 @@
       </w:pPr>
       <w:sdt>
         <w:sdtPr>
-          <w:id w:val="1447680602"/>
+          <w:id w:val="867978969"/>
           <w:tag w:val="goog_rdk_2"/>
         </w:sdtPr>
         <w:sdtContent>
@@ -494,7 +494,7 @@
       <w:pPr>
         <w:numPr>
           <w:ilvl w:val="1"/>
-          <w:numId w:val="11"/>
+          <w:numId w:val="14"/>
         </w:numPr>
         <w:spacing w:after="0" w:lineRule="auto"/>
         <w:ind w:left="1440" w:hanging="360"/>
@@ -502,7 +502,7 @@
       </w:pPr>
       <w:sdt>
         <w:sdtPr>
-          <w:id w:val="521831228"/>
+          <w:id w:val="400282700"/>
           <w:tag w:val="goog_rdk_3"/>
         </w:sdtPr>
         <w:sdtContent>
@@ -525,7 +525,7 @@
       <w:pPr>
         <w:numPr>
           <w:ilvl w:val="1"/>
-          <w:numId w:val="11"/>
+          <w:numId w:val="14"/>
         </w:numPr>
         <w:spacing w:after="0" w:lineRule="auto"/>
         <w:ind w:left="1440" w:hanging="360"/>
@@ -542,7 +542,7 @@
       <w:pPr>
         <w:numPr>
           <w:ilvl w:val="0"/>
-          <w:numId w:val="11"/>
+          <w:numId w:val="14"/>
         </w:numPr>
         <w:spacing w:after="240" w:lineRule="auto"/>
         <w:ind w:left="720" w:hanging="360"/>
@@ -550,7 +550,7 @@
       </w:pPr>
       <w:sdt>
         <w:sdtPr>
-          <w:id w:val="-1335755769"/>
+          <w:id w:val="-1958185079"/>
           <w:tag w:val="goog_rdk_4"/>
         </w:sdtPr>
         <w:sdtContent>
@@ -587,7 +587,7 @@
       <w:pPr>
         <w:numPr>
           <w:ilvl w:val="0"/>
-          <w:numId w:val="11"/>
+          <w:numId w:val="14"/>
         </w:numPr>
         <w:spacing w:after="0" w:lineRule="auto"/>
         <w:ind w:left="720" w:hanging="360"/>
@@ -597,14 +597,14 @@
         <w:rPr>
           <w:rtl w:val="0"/>
         </w:rPr>
-        <w:t xml:space="preserve">The heart of MRAG — fetch relevant chunks from the corpus.</w:t>
+        <w:t xml:space="preserve">The heart of MRAG, fetch relevant chunks from the corpus.</w:t>
       </w:r>
     </w:p>
     <w:p>
       <w:pPr>
         <w:numPr>
           <w:ilvl w:val="1"/>
-          <w:numId w:val="11"/>
+          <w:numId w:val="14"/>
         </w:numPr>
         <w:spacing w:after="0" w:lineRule="auto"/>
         <w:ind w:left="1440" w:hanging="360"/>
@@ -621,7 +621,7 @@
       <w:pPr>
         <w:numPr>
           <w:ilvl w:val="1"/>
-          <w:numId w:val="11"/>
+          <w:numId w:val="14"/>
         </w:numPr>
         <w:spacing w:after="0" w:lineRule="auto"/>
         <w:ind w:left="1440" w:hanging="360"/>
@@ -638,7 +638,7 @@
       <w:pPr>
         <w:numPr>
           <w:ilvl w:val="1"/>
-          <w:numId w:val="11"/>
+          <w:numId w:val="14"/>
         </w:numPr>
         <w:spacing w:after="0" w:lineRule="auto"/>
         <w:ind w:left="1440" w:hanging="360"/>
@@ -655,7 +655,7 @@
       <w:pPr>
         <w:numPr>
           <w:ilvl w:val="0"/>
-          <w:numId w:val="11"/>
+          <w:numId w:val="14"/>
         </w:numPr>
         <w:spacing w:after="240" w:lineRule="auto"/>
         <w:ind w:left="720" w:hanging="360"/>
@@ -663,7 +663,7 @@
       </w:pPr>
       <w:sdt>
         <w:sdtPr>
-          <w:id w:val="-816415117"/>
+          <w:id w:val="516818219"/>
           <w:tag w:val="goog_rdk_5"/>
         </w:sdtPr>
         <w:sdtContent>
@@ -700,7 +700,7 @@
       <w:pPr>
         <w:numPr>
           <w:ilvl w:val="0"/>
-          <w:numId w:val="11"/>
+          <w:numId w:val="14"/>
         </w:numPr>
         <w:spacing w:after="0" w:lineRule="auto"/>
         <w:ind w:left="720" w:hanging="360"/>
@@ -710,14 +710,14 @@
         <w:rPr>
           <w:rtl w:val="0"/>
         </w:rPr>
-        <w:t xml:space="preserve">Raw retrieval often returns noise — rerank to pick the most useful pieces.</w:t>
+        <w:t xml:space="preserve">Raw retrieval often returns noise, rerank to pick the most useful pieces.</w:t>
       </w:r>
     </w:p>
     <w:p>
       <w:pPr>
         <w:numPr>
           <w:ilvl w:val="1"/>
-          <w:numId w:val="11"/>
+          <w:numId w:val="14"/>
         </w:numPr>
         <w:spacing w:after="0" w:lineRule="auto"/>
         <w:ind w:left="1440" w:hanging="360"/>
@@ -734,7 +734,7 @@
       <w:pPr>
         <w:numPr>
           <w:ilvl w:val="1"/>
-          <w:numId w:val="11"/>
+          <w:numId w:val="14"/>
         </w:numPr>
         <w:spacing w:after="0" w:lineRule="auto"/>
         <w:ind w:left="1440" w:hanging="360"/>
@@ -742,7 +742,7 @@
       </w:pPr>
       <w:sdt>
         <w:sdtPr>
-          <w:id w:val="-1693084207"/>
+          <w:id w:val="-2019810629"/>
           <w:tag w:val="goog_rdk_6"/>
         </w:sdtPr>
         <w:sdtContent>
@@ -765,7 +765,7 @@
       <w:pPr>
         <w:numPr>
           <w:ilvl w:val="1"/>
-          <w:numId w:val="11"/>
+          <w:numId w:val="14"/>
         </w:numPr>
         <w:spacing w:after="0" w:lineRule="auto"/>
         <w:ind w:left="1440" w:hanging="360"/>
@@ -782,7 +782,7 @@
       <w:pPr>
         <w:numPr>
           <w:ilvl w:val="1"/>
-          <w:numId w:val="11"/>
+          <w:numId w:val="14"/>
         </w:numPr>
         <w:spacing w:after="0" w:lineRule="auto"/>
         <w:ind w:left="1440" w:hanging="360"/>
@@ -799,7 +799,7 @@
       <w:pPr>
         <w:numPr>
           <w:ilvl w:val="0"/>
-          <w:numId w:val="11"/>
+          <w:numId w:val="14"/>
         </w:numPr>
         <w:spacing w:after="240" w:lineRule="auto"/>
         <w:ind w:left="720" w:hanging="360"/>
@@ -807,7 +807,7 @@
       </w:pPr>
       <w:sdt>
         <w:sdtPr>
-          <w:id w:val="-1260522897"/>
+          <w:id w:val="-1791037744"/>
           <w:tag w:val="goog_rdk_7"/>
         </w:sdtPr>
         <w:sdtContent>
@@ -844,7 +844,7 @@
       <w:pPr>
         <w:numPr>
           <w:ilvl w:val="0"/>
-          <w:numId w:val="11"/>
+          <w:numId w:val="14"/>
         </w:numPr>
         <w:spacing w:after="0" w:lineRule="auto"/>
         <w:ind w:left="720" w:hanging="360"/>
@@ -852,7 +852,7 @@
       </w:pPr>
       <w:sdt>
         <w:sdtPr>
-          <w:id w:val="615770691"/>
+          <w:id w:val="-847513547"/>
           <w:tag w:val="goog_rdk_8"/>
         </w:sdtPr>
         <w:sdtContent>
@@ -875,7 +875,7 @@
       <w:pPr>
         <w:numPr>
           <w:ilvl w:val="1"/>
-          <w:numId w:val="11"/>
+          <w:numId w:val="14"/>
         </w:numPr>
         <w:spacing w:after="0" w:lineRule="auto"/>
         <w:ind w:left="1440" w:hanging="360"/>
@@ -892,7 +892,7 @@
       <w:pPr>
         <w:numPr>
           <w:ilvl w:val="1"/>
-          <w:numId w:val="11"/>
+          <w:numId w:val="14"/>
         </w:numPr>
         <w:spacing w:after="0" w:lineRule="auto"/>
         <w:ind w:left="1440" w:hanging="360"/>
@@ -909,7 +909,7 @@
       <w:pPr>
         <w:numPr>
           <w:ilvl w:val="1"/>
-          <w:numId w:val="11"/>
+          <w:numId w:val="14"/>
         </w:numPr>
         <w:spacing w:after="0" w:lineRule="auto"/>
         <w:ind w:left="1440" w:hanging="360"/>
@@ -926,7 +926,7 @@
       <w:pPr>
         <w:numPr>
           <w:ilvl w:val="0"/>
-          <w:numId w:val="11"/>
+          <w:numId w:val="14"/>
         </w:numPr>
         <w:spacing w:after="240" w:lineRule="auto"/>
         <w:ind w:left="720" w:hanging="360"/>
@@ -1005,7 +1005,7 @@
       <w:pPr>
         <w:numPr>
           <w:ilvl w:val="0"/>
-          <w:numId w:val="10"/>
+          <w:numId w:val="13"/>
         </w:numPr>
         <w:spacing w:after="0" w:before="240" w:lineRule="auto"/>
         <w:ind w:left="720" w:hanging="360"/>
@@ -1021,7 +1021,7 @@
       </w:r>
       <w:sdt>
         <w:sdtPr>
-          <w:id w:val="-878058389"/>
+          <w:id w:val="-869314441"/>
           <w:tag w:val="goog_rdk_9"/>
         </w:sdtPr>
         <w:sdtContent>
@@ -1044,7 +1044,7 @@
       <w:pPr>
         <w:numPr>
           <w:ilvl w:val="0"/>
-          <w:numId w:val="10"/>
+          <w:numId w:val="13"/>
         </w:numPr>
         <w:spacing w:after="0" w:before="0" w:lineRule="auto"/>
         <w:ind w:left="720" w:hanging="360"/>
@@ -1060,7 +1060,7 @@
       </w:r>
       <w:sdt>
         <w:sdtPr>
-          <w:id w:val="457067352"/>
+          <w:id w:val="958373696"/>
           <w:tag w:val="goog_rdk_10"/>
         </w:sdtPr>
         <w:sdtContent>
@@ -1069,7 +1069,7 @@
               <w:rFonts w:ascii="Arial Unicode MS" w:cs="Arial Unicode MS" w:eastAsia="Arial Unicode MS" w:hAnsi="Arial Unicode MS"/>
               <w:rtl w:val="0"/>
             </w:rPr>
-            <w:t xml:space="preserve"> → CLIP-style (product photo + caption/description) — great for visual search.</w:t>
+            <w:t xml:space="preserve"> → CLIP-style (product photo + caption/description), great for visual search.</w:t>
           </w:r>
         </w:sdtContent>
       </w:sdt>
@@ -1083,7 +1083,7 @@
       <w:pPr>
         <w:numPr>
           <w:ilvl w:val="0"/>
-          <w:numId w:val="10"/>
+          <w:numId w:val="13"/>
         </w:numPr>
         <w:spacing w:after="0" w:before="0" w:lineRule="auto"/>
         <w:ind w:left="720" w:hanging="360"/>
@@ -1099,7 +1099,7 @@
       </w:r>
       <w:sdt>
         <w:sdtPr>
-          <w:id w:val="-489446592"/>
+          <w:id w:val="-1308487650"/>
           <w:tag w:val="goog_rdk_11"/>
         </w:sdtPr>
         <w:sdtContent>
@@ -1108,7 +1108,7 @@
               <w:rFonts w:ascii="Arial Unicode MS" w:cs="Arial Unicode MS" w:eastAsia="Arial Unicode MS" w:hAnsi="Arial Unicode MS"/>
               <w:rtl w:val="0"/>
             </w:rPr>
-            <w:t xml:space="preserve"> → page/figure/table bounding boxes (ColPali embeds layout-aware) — ideal for manuals/spec sheets.</w:t>
+            <w:t xml:space="preserve"> → page/figure/table bounding boxes (ColPali embeds layout-aware), ideal for manuals/spec sheets.</w:t>
           </w:r>
         </w:sdtContent>
       </w:sdt>
@@ -1122,7 +1122,7 @@
       <w:pPr>
         <w:numPr>
           <w:ilvl w:val="0"/>
-          <w:numId w:val="10"/>
+          <w:numId w:val="13"/>
         </w:numPr>
         <w:spacing w:after="240" w:before="0" w:lineRule="auto"/>
         <w:ind w:left="720" w:hanging="360"/>
@@ -1138,7 +1138,7 @@
       </w:r>
       <w:sdt>
         <w:sdtPr>
-          <w:id w:val="1997380108"/>
+          <w:id w:val="428411752"/>
           <w:tag w:val="goog_rdk_12"/>
         </w:sdtPr>
         <w:sdtContent>
@@ -1147,7 +1147,7 @@
               <w:rFonts w:ascii="Arial Unicode MS" w:cs="Arial Unicode MS" w:eastAsia="Arial Unicode MS" w:hAnsi="Arial Unicode MS"/>
               <w:rtl w:val="0"/>
             </w:rPr>
-            <w:t xml:space="preserve"> → keyframes + ASR text — for unboxing/review videos (e.g., "Show me how to pair these headphones").</w:t>
+            <w:t xml:space="preserve"> → keyframes + ASR text, for unboxing/review videos (e.g., "Show me how to pair these headphones").</w:t>
           </w:r>
         </w:sdtContent>
       </w:sdt>
@@ -1164,7 +1164,7 @@
       </w:pPr>
       <w:sdt>
         <w:sdtPr>
-          <w:id w:val="1088741227"/>
+          <w:id w:val="1841084243"/>
           <w:tag w:val="goog_rdk_13"/>
         </w:sdtPr>
         <w:sdtContent>
@@ -1220,7 +1220,7 @@
         <w:rPr>
           <w:rtl w:val="0"/>
         </w:rPr>
-        <w:t xml:space="preserve">This is a huge practical pain point — VLMs have token limits, and naive packing destroys meaning.</w:t>
+        <w:t xml:space="preserve">This is a huge practical pain point, VLMs have token limits, and naive packing destroys meaning.</w:t>
       </w:r>
     </w:p>
     <w:p>
@@ -1239,7 +1239,7 @@
       <w:pPr>
         <w:numPr>
           <w:ilvl w:val="0"/>
-          <w:numId w:val="7"/>
+          <w:numId w:val="10"/>
         </w:numPr>
         <w:spacing w:after="0" w:before="240" w:lineRule="auto"/>
         <w:ind w:left="720" w:hanging="360"/>
@@ -1264,7 +1264,7 @@
       <w:pPr>
         <w:numPr>
           <w:ilvl w:val="0"/>
-          <w:numId w:val="7"/>
+          <w:numId w:val="10"/>
         </w:numPr>
         <w:spacing w:after="0" w:before="0" w:lineRule="auto"/>
         <w:ind w:left="720" w:hanging="360"/>
@@ -1289,7 +1289,7 @@
       <w:pPr>
         <w:numPr>
           <w:ilvl w:val="0"/>
-          <w:numId w:val="7"/>
+          <w:numId w:val="10"/>
         </w:numPr>
         <w:spacing w:after="0" w:before="0" w:lineRule="auto"/>
         <w:ind w:left="720" w:hanging="360"/>
@@ -1305,7 +1305,7 @@
       </w:r>
       <w:sdt>
         <w:sdtPr>
-          <w:id w:val="-1675570001"/>
+          <w:id w:val="1782614334"/>
           <w:tag w:val="goog_rdk_14"/>
         </w:sdtPr>
         <w:sdtContent>
@@ -1328,7 +1328,7 @@
       <w:pPr>
         <w:numPr>
           <w:ilvl w:val="0"/>
-          <w:numId w:val="7"/>
+          <w:numId w:val="10"/>
         </w:numPr>
         <w:spacing w:after="0" w:before="0" w:lineRule="auto"/>
         <w:ind w:left="720" w:hanging="360"/>
@@ -1353,7 +1353,7 @@
       <w:pPr>
         <w:numPr>
           <w:ilvl w:val="0"/>
-          <w:numId w:val="7"/>
+          <w:numId w:val="10"/>
         </w:numPr>
         <w:spacing w:after="240" w:before="0" w:lineRule="auto"/>
         <w:ind w:left="720" w:hanging="360"/>
@@ -1380,7 +1380,7 @@
       </w:pPr>
       <w:sdt>
         <w:sdtPr>
-          <w:id w:val="1714182172"/>
+          <w:id w:val="2034008524"/>
           <w:tag w:val="goog_rdk_15"/>
         </w:sdtPr>
         <w:sdtContent>
@@ -1406,7 +1406,7 @@
       </w:pPr>
       <w:sdt>
         <w:sdtPr>
-          <w:id w:val="1359776779"/>
+          <w:id w:val="-1523153488"/>
           <w:tag w:val="goog_rdk_16"/>
         </w:sdtPr>
         <w:sdtContent>
@@ -1433,14 +1433,14 @@
         <w:rPr/>
         <w:drawing>
           <wp:inline distB="114300" distT="114300" distL="114300" distR="114300">
-            <wp:extent cx="5943600" cy="7658100"/>
+            <wp:extent cx="5943600" cy="5372100"/>
             <wp:effectExtent b="0" l="0" r="0" t="0"/>
-            <wp:docPr id="4" name="image1.png"/>
+            <wp:docPr id="4" name="image5.png"/>
             <a:graphic>
               <a:graphicData uri="http://schemas.openxmlformats.org/drawingml/2006/picture">
                 <pic:pic>
                   <pic:nvPicPr>
-                    <pic:cNvPr id="0" name="image1.png"/>
+                    <pic:cNvPr id="0" name="image5.png"/>
                     <pic:cNvPicPr preferRelativeResize="0"/>
                   </pic:nvPicPr>
                   <pic:blipFill>
@@ -1453,7 +1453,7 @@
                   <pic:spPr>
                     <a:xfrm>
                       <a:off x="0" y="0"/>
-                      <a:ext cx="5943600" cy="7658100"/>
+                      <a:ext cx="5943600" cy="5372100"/>
                     </a:xfrm>
                     <a:prstGeom prst="rect"/>
                     <a:ln/>
@@ -1517,7 +1517,7 @@
       <w:bookmarkEnd w:id="11"/>
       <w:sdt>
         <w:sdtPr>
-          <w:id w:val="-1895494286"/>
+          <w:id w:val="1410078249"/>
           <w:tag w:val="goog_rdk_17"/>
         </w:sdtPr>
         <w:sdtContent>
@@ -1629,7 +1629,7 @@
       <w:pPr>
         <w:numPr>
           <w:ilvl w:val="0"/>
-          <w:numId w:val="18"/>
+          <w:numId w:val="21"/>
         </w:numPr>
         <w:spacing w:after="0" w:before="240" w:lineRule="auto"/>
         <w:ind w:left="720" w:hanging="360"/>
@@ -1646,7 +1646,7 @@
       <w:pPr>
         <w:numPr>
           <w:ilvl w:val="0"/>
-          <w:numId w:val="18"/>
+          <w:numId w:val="21"/>
         </w:numPr>
         <w:spacing w:after="0" w:before="0" w:lineRule="auto"/>
         <w:ind w:left="720" w:hanging="360"/>
@@ -1654,7 +1654,7 @@
       </w:pPr>
       <w:sdt>
         <w:sdtPr>
-          <w:id w:val="-1582542104"/>
+          <w:id w:val="-316195062"/>
           <w:tag w:val="goog_rdk_18"/>
         </w:sdtPr>
         <w:sdtContent>
@@ -1677,7 +1677,7 @@
       <w:pPr>
         <w:numPr>
           <w:ilvl w:val="0"/>
-          <w:numId w:val="18"/>
+          <w:numId w:val="21"/>
         </w:numPr>
         <w:spacing w:after="0" w:before="0" w:lineRule="auto"/>
         <w:ind w:left="720" w:hanging="360"/>
@@ -1685,7 +1685,7 @@
       </w:pPr>
       <w:sdt>
         <w:sdtPr>
-          <w:id w:val="-194433721"/>
+          <w:id w:val="-827114143"/>
           <w:tag w:val="goog_rdk_19"/>
         </w:sdtPr>
         <w:sdtContent>
@@ -1708,7 +1708,7 @@
       <w:pPr>
         <w:numPr>
           <w:ilvl w:val="0"/>
-          <w:numId w:val="18"/>
+          <w:numId w:val="21"/>
         </w:numPr>
         <w:spacing w:after="0" w:before="0" w:lineRule="auto"/>
         <w:ind w:left="720" w:hanging="360"/>
@@ -1725,7 +1725,7 @@
       <w:pPr>
         <w:numPr>
           <w:ilvl w:val="0"/>
-          <w:numId w:val="18"/>
+          <w:numId w:val="21"/>
         </w:numPr>
         <w:spacing w:after="240" w:before="0" w:lineRule="auto"/>
         <w:ind w:left="720" w:hanging="360"/>
@@ -1733,7 +1733,7 @@
       </w:pPr>
       <w:sdt>
         <w:sdtPr>
-          <w:id w:val="-63670615"/>
+          <w:id w:val="2112607700"/>
           <w:tag w:val="goog_rdk_20"/>
         </w:sdtPr>
         <w:sdtContent>
@@ -1776,7 +1776,7 @@
       <w:pPr>
         <w:numPr>
           <w:ilvl w:val="0"/>
-          <w:numId w:val="4"/>
+          <w:numId w:val="7"/>
         </w:numPr>
         <w:spacing w:after="0" w:before="240" w:lineRule="auto"/>
         <w:ind w:left="720" w:hanging="360"/>
@@ -1793,7 +1793,7 @@
       <w:pPr>
         <w:numPr>
           <w:ilvl w:val="0"/>
-          <w:numId w:val="4"/>
+          <w:numId w:val="7"/>
         </w:numPr>
         <w:spacing w:after="0" w:before="0" w:lineRule="auto"/>
         <w:ind w:left="720" w:hanging="360"/>
@@ -1810,7 +1810,7 @@
       <w:pPr>
         <w:numPr>
           <w:ilvl w:val="0"/>
-          <w:numId w:val="4"/>
+          <w:numId w:val="7"/>
         </w:numPr>
         <w:spacing w:after="240" w:before="0" w:lineRule="auto"/>
         <w:ind w:left="720" w:hanging="360"/>
@@ -1847,7 +1847,7 @@
       <w:pPr>
         <w:numPr>
           <w:ilvl w:val="0"/>
-          <w:numId w:val="5"/>
+          <w:numId w:val="8"/>
         </w:numPr>
         <w:spacing w:after="0" w:before="240" w:lineRule="auto"/>
         <w:ind w:left="720" w:hanging="360"/>
@@ -1864,7 +1864,7 @@
       <w:pPr>
         <w:numPr>
           <w:ilvl w:val="0"/>
-          <w:numId w:val="5"/>
+          <w:numId w:val="8"/>
         </w:numPr>
         <w:spacing w:after="0" w:before="0" w:lineRule="auto"/>
         <w:ind w:left="720" w:hanging="360"/>
@@ -1872,7 +1872,7 @@
       </w:pPr>
       <w:sdt>
         <w:sdtPr>
-          <w:id w:val="-1190579246"/>
+          <w:id w:val="35334566"/>
           <w:tag w:val="goog_rdk_21"/>
         </w:sdtPr>
         <w:sdtContent>
@@ -1895,7 +1895,7 @@
       <w:pPr>
         <w:numPr>
           <w:ilvl w:val="0"/>
-          <w:numId w:val="5"/>
+          <w:numId w:val="8"/>
         </w:numPr>
         <w:spacing w:after="240" w:before="0" w:lineRule="auto"/>
         <w:ind w:left="720" w:hanging="360"/>
@@ -1903,7 +1903,7 @@
       </w:pPr>
       <w:sdt>
         <w:sdtPr>
-          <w:id w:val="-229400982"/>
+          <w:id w:val="-152604985"/>
           <w:tag w:val="goog_rdk_22"/>
         </w:sdtPr>
         <w:sdtContent>
@@ -1949,7 +1949,7 @@
       </w:pPr>
       <w:sdt>
         <w:sdtPr>
-          <w:id w:val="934471884"/>
+          <w:id w:val="221717401"/>
           <w:tag w:val="goog_rdk_23"/>
         </w:sdtPr>
         <w:sdtContent>
@@ -2023,7 +2023,7 @@
       </w:pPr>
       <w:sdt>
         <w:sdtPr>
-          <w:id w:val="989403969"/>
+          <w:id w:val="-1686740963"/>
           <w:tag w:val="goog_rdk_24"/>
         </w:sdtPr>
         <w:sdtContent>
@@ -2066,7 +2066,7 @@
       <w:pPr>
         <w:numPr>
           <w:ilvl w:val="0"/>
-          <w:numId w:val="16"/>
+          <w:numId w:val="19"/>
         </w:numPr>
         <w:spacing w:after="0" w:before="240" w:lineRule="auto"/>
         <w:ind w:left="720" w:hanging="360"/>
@@ -2097,7 +2097,7 @@
       <w:pPr>
         <w:numPr>
           <w:ilvl w:val="0"/>
-          <w:numId w:val="16"/>
+          <w:numId w:val="19"/>
         </w:numPr>
         <w:spacing w:after="0" w:before="0" w:lineRule="auto"/>
         <w:ind w:left="720" w:hanging="360"/>
@@ -2105,7 +2105,7 @@
       </w:pPr>
       <w:sdt>
         <w:sdtPr>
-          <w:id w:val="1012611759"/>
+          <w:id w:val="-2050314409"/>
           <w:tag w:val="goog_rdk_25"/>
         </w:sdtPr>
         <w:sdtContent>
@@ -2128,7 +2128,7 @@
       <w:pPr>
         <w:numPr>
           <w:ilvl w:val="0"/>
-          <w:numId w:val="16"/>
+          <w:numId w:val="19"/>
         </w:numPr>
         <w:spacing w:after="0" w:before="0" w:lineRule="auto"/>
         <w:ind w:left="720" w:hanging="360"/>
@@ -2145,7 +2145,7 @@
       <w:pPr>
         <w:numPr>
           <w:ilvl w:val="0"/>
-          <w:numId w:val="16"/>
+          <w:numId w:val="19"/>
         </w:numPr>
         <w:spacing w:after="0" w:before="0" w:lineRule="auto"/>
         <w:ind w:left="720" w:hanging="360"/>
@@ -2153,7 +2153,7 @@
       </w:pPr>
       <w:sdt>
         <w:sdtPr>
-          <w:id w:val="88999072"/>
+          <w:id w:val="-1456433843"/>
           <w:tag w:val="goog_rdk_26"/>
         </w:sdtPr>
         <w:sdtContent>
@@ -2176,7 +2176,7 @@
       <w:pPr>
         <w:numPr>
           <w:ilvl w:val="0"/>
-          <w:numId w:val="16"/>
+          <w:numId w:val="19"/>
         </w:numPr>
         <w:spacing w:after="240" w:before="0" w:lineRule="auto"/>
         <w:ind w:left="720" w:hanging="360"/>
@@ -2213,7 +2213,7 @@
       <w:pPr>
         <w:numPr>
           <w:ilvl w:val="0"/>
-          <w:numId w:val="13"/>
+          <w:numId w:val="16"/>
         </w:numPr>
         <w:spacing w:after="0" w:before="240" w:lineRule="auto"/>
         <w:ind w:left="720" w:hanging="360"/>
@@ -2223,14 +2223,14 @@
         <w:rPr>
           <w:rtl w:val="0"/>
         </w:rPr>
-        <w:t xml:space="preserve">Preserves visual nuance perfectly — color gradients, texture of crack, layout of table columns.</w:t>
-      </w:r>
-    </w:p>
-    <w:p>
-      <w:pPr>
-        <w:numPr>
-          <w:ilvl w:val="0"/>
-          <w:numId w:val="13"/>
+        <w:t xml:space="preserve">Preserves visual nuance perfectly, color gradients, texture of crack, layout of table columns.</w:t>
+      </w:r>
+    </w:p>
+    <w:p>
+      <w:pPr>
+        <w:numPr>
+          <w:ilvl w:val="0"/>
+          <w:numId w:val="16"/>
         </w:numPr>
         <w:spacing w:after="0" w:before="0" w:lineRule="auto"/>
         <w:ind w:left="720" w:hanging="360"/>
@@ -2240,14 +2240,14 @@
         <w:rPr>
           <w:rtl w:val="0"/>
         </w:rPr>
-        <w:t xml:space="preserve">No OCR errors — ColPali famously beats OCR-based methods on document retrieval benchmarks because it “sees” the page like a human.</w:t>
-      </w:r>
-    </w:p>
-    <w:p>
-      <w:pPr>
-        <w:numPr>
-          <w:ilvl w:val="0"/>
-          <w:numId w:val="13"/>
+        <w:t xml:space="preserve">No OCR errors, ColPali famously beats OCR-based methods on document retrieval benchmarks because it “sees” the page like a human.</w:t>
+      </w:r>
+    </w:p>
+    <w:p>
+      <w:pPr>
+        <w:numPr>
+          <w:ilvl w:val="0"/>
+          <w:numId w:val="16"/>
         </w:numPr>
         <w:spacing w:after="240" w:before="0" w:lineRule="auto"/>
         <w:ind w:left="720" w:hanging="360"/>
@@ -2284,7 +2284,7 @@
       <w:pPr>
         <w:numPr>
           <w:ilvl w:val="0"/>
-          <w:numId w:val="6"/>
+          <w:numId w:val="9"/>
         </w:numPr>
         <w:spacing w:after="0" w:before="240" w:lineRule="auto"/>
         <w:ind w:left="720" w:hanging="360"/>
@@ -2294,14 +2294,14 @@
         <w:rPr>
           <w:rtl w:val="0"/>
         </w:rPr>
-        <w:t xml:space="preserve">Text semantics can be weak — “ANC” keyword won't match unless visually associated.</w:t>
-      </w:r>
-    </w:p>
-    <w:p>
-      <w:pPr>
-        <w:numPr>
-          <w:ilvl w:val="0"/>
-          <w:numId w:val="6"/>
+        <w:t xml:space="preserve">Text semantics can be weak, “ANC” keyword won't match unless visually associated.</w:t>
+      </w:r>
+    </w:p>
+    <w:p>
+      <w:pPr>
+        <w:numPr>
+          <w:ilvl w:val="0"/>
+          <w:numId w:val="9"/>
         </w:numPr>
         <w:spacing w:after="0" w:before="0" w:lineRule="auto"/>
         <w:ind w:left="720" w:hanging="360"/>
@@ -2318,7 +2318,7 @@
       <w:pPr>
         <w:numPr>
           <w:ilvl w:val="0"/>
-          <w:numId w:val="6"/>
+          <w:numId w:val="9"/>
         </w:numPr>
         <w:spacing w:after="240" w:before="0" w:lineRule="auto"/>
         <w:ind w:left="720" w:hanging="360"/>
@@ -2349,7 +2349,7 @@
       </w:pPr>
       <w:sdt>
         <w:sdtPr>
-          <w:id w:val="-19325325"/>
+          <w:id w:val="1428390340"/>
           <w:tag w:val="goog_rdk_27"/>
         </w:sdtPr>
         <w:sdtContent>
@@ -2412,7 +2412,7 @@
         <w:rPr>
           <w:rtl w:val="0"/>
         </w:rPr>
-        <w:t xml:space="preserve"> — Pre-align text and image in shared space (CLIP-style) so “ANC earbuds” text embedding is close to photos of earbuds with ANC icon. Retrieve with joint similarity (weighted sum or late fusion: s = λ·s_text + (1-λ)·s_image).</w:t>
+        <w:t xml:space="preserve">: - Pre-align text and image in shared space (CLIP-style) so “ANC earbuds” text embedding is close to photos of earbuds with ANC icon. Retrieve with joint similarity (weighted sum or late fusion: s = λ·s_text + (1-λ)·s_image).</w:t>
       </w:r>
     </w:p>
     <w:p>
@@ -2430,7 +2430,7 @@
       </w:r>
       <w:sdt>
         <w:sdtPr>
-          <w:id w:val="-541298950"/>
+          <w:id w:val="1932502849"/>
           <w:tag w:val="goog_rdk_28"/>
         </w:sdtPr>
         <w:sdtContent>
@@ -2439,7 +2439,7 @@
               <w:rFonts w:ascii="Arial Unicode MS" w:cs="Arial Unicode MS" w:eastAsia="Arial Unicode MS" w:hAnsi="Arial Unicode MS"/>
               <w:rtl w:val="0"/>
             </w:rPr>
-            <w:t xml:space="preserve"> — First-stage bi-encoder retrieval (fast, cheap) gets top-100 candidates → second-stage cross-encoder (slow, accurate) scores query+document pair jointly (takes image patches + text tokens together). Models like MM-R5 or multimodal ColBERT do this.</w:t>
+            <w:t xml:space="preserve">: - First-stage bi-encoder retrieval (fast, cheap) gets top-100 candidates → second-stage cross-encoder (slow, accurate) scores query+document pair jointly (takes image patches + text tokens together). Models like MM-R5 or multimodal ColBERT do this.</w:t>
           </w:r>
         </w:sdtContent>
       </w:sdt>
@@ -2464,7 +2464,7 @@
       </w:r>
       <w:sdt>
         <w:sdtPr>
-          <w:id w:val="1552872794"/>
+          <w:id w:val="1076810621"/>
           <w:tag w:val="goog_rdk_29"/>
         </w:sdtPr>
         <w:sdtContent>
@@ -2473,7 +2473,7 @@
               <w:rFonts w:ascii="Arial Unicode MS" w:cs="Arial Unicode MS" w:eastAsia="Arial Unicode MS" w:hAnsi="Arial Unicode MS"/>
               <w:rtl w:val="0"/>
             </w:rPr>
-            <w:t xml:space="preserve"> — Use the candidate context to generate a provisional answer → rerank based on how well the candidate supports that provisional answer (self-consistency or answer-relevance scoring).</w:t>
+            <w:t xml:space="preserve">: - Use the candidate context to generate a provisional answer → rerank based on how well the candidate supports that provisional answer (self-consistency or answer-relevance scoring).</w:t>
           </w:r>
         </w:sdtContent>
       </w:sdt>
@@ -2507,7 +2507,7 @@
       <w:pPr>
         <w:numPr>
           <w:ilvl w:val="0"/>
-          <w:numId w:val="15"/>
+          <w:numId w:val="18"/>
         </w:numPr>
         <w:spacing w:after="0" w:before="240" w:lineRule="auto"/>
         <w:ind w:left="720" w:hanging="360"/>
@@ -2524,7 +2524,7 @@
       <w:pPr>
         <w:numPr>
           <w:ilvl w:val="0"/>
-          <w:numId w:val="15"/>
+          <w:numId w:val="18"/>
         </w:numPr>
         <w:spacing w:after="0" w:before="0" w:lineRule="auto"/>
         <w:ind w:left="720" w:hanging="360"/>
@@ -2541,7 +2541,7 @@
       <w:pPr>
         <w:numPr>
           <w:ilvl w:val="0"/>
-          <w:numId w:val="15"/>
+          <w:numId w:val="18"/>
         </w:numPr>
         <w:spacing w:after="240" w:before="0" w:lineRule="auto"/>
         <w:ind w:left="720" w:hanging="360"/>
@@ -2551,29 +2551,7 @@
         <w:rPr>
           <w:rtl w:val="0"/>
         </w:rPr>
-        <w:t xml:space="preserve">“Answer-aware” variant dramatically reduces hallucinations — if provisional answer says “crack on left side” but candidate image shows right side, downrank it.</w:t>
-      </w:r>
-    </w:p>
-    <w:p>
-      <w:pPr>
-        <w:spacing w:after="240" w:lineRule="auto"/>
-        <w:rPr/>
-      </w:pPr>
-      <w:r>
-        <w:rPr>
-          <w:rtl w:val="0"/>
-        </w:rPr>
-      </w:r>
-    </w:p>
-    <w:p>
-      <w:pPr>
-        <w:spacing w:after="240" w:lineRule="auto"/>
-        <w:rPr/>
-      </w:pPr>
-      <w:r>
-        <w:rPr>
-          <w:rtl w:val="0"/>
-        </w:rPr>
+        <w:t xml:space="preserve">“Answer-aware” variant dramatically reduces hallucinations,if provisional answer says “crack on left side” but candidate image shows right side, downrank it.</w:t>
       </w:r>
     </w:p>
     <w:p>
@@ -2595,7 +2573,7 @@
       </w:pPr>
       <w:sdt>
         <w:sdtPr>
-          <w:id w:val="2009159291"/>
+          <w:id w:val="-811838747"/>
           <w:tag w:val="goog_rdk_30"/>
         </w:sdtPr>
         <w:sdtContent>
@@ -2679,7 +2657,7 @@
       <w:pPr>
         <w:numPr>
           <w:ilvl w:val="0"/>
-          <w:numId w:val="1"/>
+          <w:numId w:val="4"/>
         </w:numPr>
         <w:spacing w:after="0" w:before="240" w:lineRule="auto"/>
         <w:ind w:left="720" w:hanging="360"/>
@@ -2696,7 +2674,7 @@
       <w:pPr>
         <w:numPr>
           <w:ilvl w:val="0"/>
-          <w:numId w:val="1"/>
+          <w:numId w:val="4"/>
         </w:numPr>
         <w:spacing w:after="0" w:before="0" w:lineRule="auto"/>
         <w:ind w:left="720" w:hanging="360"/>
@@ -2713,7 +2691,7 @@
       <w:pPr>
         <w:numPr>
           <w:ilvl w:val="0"/>
-          <w:numId w:val="1"/>
+          <w:numId w:val="4"/>
         </w:numPr>
         <w:spacing w:after="240" w:before="0" w:lineRule="auto"/>
         <w:ind w:left="720" w:hanging="360"/>
@@ -2753,7 +2731,7 @@
       <w:pPr>
         <w:numPr>
           <w:ilvl w:val="0"/>
-          <w:numId w:val="17"/>
+          <w:numId w:val="20"/>
         </w:numPr>
         <w:spacing w:after="0" w:before="240" w:lineRule="auto"/>
         <w:ind w:left="720" w:hanging="360"/>
@@ -2770,7 +2748,7 @@
       <w:pPr>
         <w:numPr>
           <w:ilvl w:val="0"/>
-          <w:numId w:val="17"/>
+          <w:numId w:val="20"/>
         </w:numPr>
         <w:spacing w:after="0" w:before="0" w:lineRule="auto"/>
         <w:ind w:left="720" w:hanging="360"/>
@@ -2787,7 +2765,7 @@
       <w:pPr>
         <w:numPr>
           <w:ilvl w:val="0"/>
-          <w:numId w:val="17"/>
+          <w:numId w:val="20"/>
         </w:numPr>
         <w:spacing w:after="240" w:before="0" w:lineRule="auto"/>
         <w:ind w:left="720" w:hanging="360"/>
@@ -2890,7 +2868,7 @@
       <w:pPr>
         <w:numPr>
           <w:ilvl w:val="0"/>
-          <w:numId w:val="14"/>
+          <w:numId w:val="17"/>
         </w:numPr>
         <w:spacing w:after="0" w:before="240" w:lineRule="auto"/>
         <w:ind w:left="720" w:hanging="360"/>
@@ -2901,7 +2879,7 @@
       </w:pPr>
       <w:sdt>
         <w:sdtPr>
-          <w:id w:val="1612914858"/>
+          <w:id w:val="817293909"/>
           <w:tag w:val="goog_rdk_31"/>
         </w:sdtPr>
         <w:sdtContent>
@@ -2926,7 +2904,7 @@
       <w:pPr>
         <w:numPr>
           <w:ilvl w:val="0"/>
-          <w:numId w:val="14"/>
+          <w:numId w:val="17"/>
         </w:numPr>
         <w:spacing w:after="0" w:before="0" w:lineRule="auto"/>
         <w:ind w:left="720" w:hanging="360"/>
@@ -2937,7 +2915,7 @@
       </w:pPr>
       <w:sdt>
         <w:sdtPr>
-          <w:id w:val="771427864"/>
+          <w:id w:val="1221478727"/>
           <w:tag w:val="goog_rdk_32"/>
         </w:sdtPr>
         <w:sdtContent>
@@ -2962,7 +2940,7 @@
       <w:pPr>
         <w:numPr>
           <w:ilvl w:val="0"/>
-          <w:numId w:val="14"/>
+          <w:numId w:val="17"/>
         </w:numPr>
         <w:spacing w:after="240" w:before="0" w:lineRule="auto"/>
         <w:ind w:left="720" w:hanging="360"/>
@@ -3059,7 +3037,7 @@
       </w:pPr>
       <w:sdt>
         <w:sdtPr>
-          <w:id w:val="725597952"/>
+          <w:id w:val="621735612"/>
           <w:tag w:val="goog_rdk_33"/>
         </w:sdtPr>
         <w:sdtContent>
@@ -3109,12 +3087,12 @@
           <wp:inline distB="114300" distT="114300" distL="114300" distR="114300">
             <wp:extent cx="5943600" cy="1333500"/>
             <wp:effectExtent b="0" l="0" r="0" t="0"/>
-            <wp:docPr id="3" name="image5.png"/>
+            <wp:docPr id="3" name="image2.png"/>
             <a:graphic>
               <a:graphicData uri="http://schemas.openxmlformats.org/drawingml/2006/picture">
                 <pic:pic>
                   <pic:nvPicPr>
-                    <pic:cNvPr id="0" name="image5.png"/>
+                    <pic:cNvPr id="0" name="image2.png"/>
                     <pic:cNvPicPr preferRelativeResize="0"/>
                   </pic:nvPicPr>
                   <pic:blipFill>
@@ -3212,7 +3190,7 @@
       </w:pPr>
       <w:sdt>
         <w:sdtPr>
-          <w:id w:val="-558938396"/>
+          <w:id w:val="1485081714"/>
           <w:tag w:val="goog_rdk_34"/>
         </w:sdtPr>
         <w:sdtContent>
@@ -3243,7 +3221,7 @@
       </w:pPr>
       <w:sdt>
         <w:sdtPr>
-          <w:id w:val="-1990408901"/>
+          <w:id w:val="1900042486"/>
           <w:tag w:val="goog_rdk_35"/>
         </w:sdtPr>
         <w:sdtContent>
@@ -3274,7 +3252,7 @@
       </w:pPr>
       <w:sdt>
         <w:sdtPr>
-          <w:id w:val="-1625225909"/>
+          <w:id w:val="426493803"/>
           <w:tag w:val="goog_rdk_36"/>
         </w:sdtPr>
         <w:sdtContent>
@@ -3314,7 +3292,7 @@
       <w:pPr>
         <w:numPr>
           <w:ilvl w:val="0"/>
-          <w:numId w:val="8"/>
+          <w:numId w:val="11"/>
         </w:numPr>
         <w:spacing w:after="0" w:lineRule="auto"/>
         <w:ind w:left="720" w:hanging="360"/>
@@ -3325,7 +3303,7 @@
       </w:pPr>
       <w:sdt>
         <w:sdtPr>
-          <w:id w:val="51831873"/>
+          <w:id w:val="1244566916"/>
           <w:tag w:val="goog_rdk_37"/>
         </w:sdtPr>
         <w:sdtContent>
@@ -3350,7 +3328,7 @@
       <w:pPr>
         <w:numPr>
           <w:ilvl w:val="0"/>
-          <w:numId w:val="8"/>
+          <w:numId w:val="11"/>
         </w:numPr>
         <w:spacing w:after="0" w:lineRule="auto"/>
         <w:ind w:left="720" w:hanging="360"/>
@@ -3361,7 +3339,7 @@
       </w:pPr>
       <w:sdt>
         <w:sdtPr>
-          <w:id w:val="1824528659"/>
+          <w:id w:val="1686855306"/>
           <w:tag w:val="goog_rdk_38"/>
         </w:sdtPr>
         <w:sdtContent>
@@ -3386,7 +3364,7 @@
       <w:pPr>
         <w:numPr>
           <w:ilvl w:val="0"/>
-          <w:numId w:val="8"/>
+          <w:numId w:val="11"/>
         </w:numPr>
         <w:spacing w:after="240" w:lineRule="auto"/>
         <w:ind w:left="720" w:hanging="360"/>
@@ -3397,7 +3375,7 @@
       </w:pPr>
       <w:sdt>
         <w:sdtPr>
-          <w:id w:val="449377817"/>
+          <w:id w:val="-849696177"/>
           <w:tag w:val="goog_rdk_39"/>
         </w:sdtPr>
         <w:sdtContent>
@@ -3437,7 +3415,7 @@
       <w:pPr>
         <w:numPr>
           <w:ilvl w:val="0"/>
-          <w:numId w:val="3"/>
+          <w:numId w:val="6"/>
         </w:numPr>
         <w:spacing w:after="0" w:before="240" w:lineRule="auto"/>
         <w:ind w:left="720" w:hanging="360"/>
@@ -3448,7 +3426,7 @@
       </w:pPr>
       <w:sdt>
         <w:sdtPr>
-          <w:id w:val="-1715411153"/>
+          <w:id w:val="1149837900"/>
           <w:tag w:val="goog_rdk_40"/>
         </w:sdtPr>
         <w:sdtContent>
@@ -3473,7 +3451,7 @@
       <w:pPr>
         <w:numPr>
           <w:ilvl w:val="0"/>
-          <w:numId w:val="3"/>
+          <w:numId w:val="6"/>
         </w:numPr>
         <w:spacing w:after="0" w:before="0" w:lineRule="auto"/>
         <w:ind w:left="720" w:hanging="360"/>
@@ -3495,7 +3473,7 @@
       <w:pPr>
         <w:numPr>
           <w:ilvl w:val="0"/>
-          <w:numId w:val="3"/>
+          <w:numId w:val="6"/>
         </w:numPr>
         <w:spacing w:after="240" w:before="0" w:lineRule="auto"/>
         <w:ind w:left="720" w:hanging="360"/>
@@ -3506,7 +3484,7 @@
       </w:pPr>
       <w:sdt>
         <w:sdtPr>
-          <w:id w:val="1145363895"/>
+          <w:id w:val="1480193796"/>
           <w:tag w:val="goog_rdk_41"/>
         </w:sdtPr>
         <w:sdtContent>
@@ -3586,7 +3564,7 @@
       </w:pPr>
       <w:sdt>
         <w:sdtPr>
-          <w:id w:val="-331046945"/>
+          <w:id w:val="1128194287"/>
           <w:tag w:val="goog_rdk_42"/>
         </w:sdtPr>
         <w:sdtContent>
@@ -3645,7 +3623,7 @@
       <w:pPr>
         <w:numPr>
           <w:ilvl w:val="0"/>
-          <w:numId w:val="2"/>
+          <w:numId w:val="5"/>
         </w:numPr>
         <w:spacing w:after="0" w:before="240" w:lineRule="auto"/>
         <w:ind w:left="720" w:hanging="360"/>
@@ -3662,7 +3640,7 @@
       <w:pPr>
         <w:numPr>
           <w:ilvl w:val="0"/>
-          <w:numId w:val="2"/>
+          <w:numId w:val="5"/>
         </w:numPr>
         <w:spacing w:after="0" w:before="0" w:lineRule="auto"/>
         <w:ind w:left="720" w:hanging="360"/>
@@ -3679,7 +3657,7 @@
       <w:pPr>
         <w:numPr>
           <w:ilvl w:val="0"/>
-          <w:numId w:val="2"/>
+          <w:numId w:val="5"/>
         </w:numPr>
         <w:spacing w:after="0" w:before="0" w:lineRule="auto"/>
         <w:ind w:left="720" w:hanging="360"/>
@@ -3687,7 +3665,7 @@
       </w:pPr>
       <w:sdt>
         <w:sdtPr>
-          <w:id w:val="904139951"/>
+          <w:id w:val="-709860671"/>
           <w:tag w:val="goog_rdk_43"/>
         </w:sdtPr>
         <w:sdtContent>
@@ -3710,7 +3688,7 @@
       <w:pPr>
         <w:numPr>
           <w:ilvl w:val="0"/>
-          <w:numId w:val="2"/>
+          <w:numId w:val="5"/>
         </w:numPr>
         <w:spacing w:after="0" w:before="0" w:lineRule="auto"/>
         <w:ind w:left="720" w:hanging="360"/>
@@ -3727,7 +3705,7 @@
       <w:pPr>
         <w:numPr>
           <w:ilvl w:val="0"/>
-          <w:numId w:val="2"/>
+          <w:numId w:val="5"/>
         </w:numPr>
         <w:spacing w:after="240" w:before="0" w:lineRule="auto"/>
         <w:ind w:left="720" w:hanging="360"/>
@@ -3755,7 +3733,7 @@
       </w:r>
       <w:sdt>
         <w:sdtPr>
-          <w:id w:val="120009147"/>
+          <w:id w:val="102515896"/>
           <w:tag w:val="goog_rdk_44"/>
         </w:sdtPr>
         <w:sdtContent>
@@ -3888,7 +3866,7 @@
       <w:pPr>
         <w:numPr>
           <w:ilvl w:val="0"/>
-          <w:numId w:val="9"/>
+          <w:numId w:val="12"/>
         </w:numPr>
         <w:spacing w:after="0" w:before="240" w:lineRule="auto"/>
         <w:ind w:left="720" w:hanging="360"/>
@@ -3896,7 +3874,7 @@
       </w:pPr>
       <w:sdt>
         <w:sdtPr>
-          <w:id w:val="-537437886"/>
+          <w:id w:val="275745395"/>
           <w:tag w:val="goog_rdk_45"/>
         </w:sdtPr>
         <w:sdtContent>
@@ -3919,7 +3897,7 @@
       <w:pPr>
         <w:numPr>
           <w:ilvl w:val="0"/>
-          <w:numId w:val="9"/>
+          <w:numId w:val="12"/>
         </w:numPr>
         <w:spacing w:after="0" w:before="0" w:lineRule="auto"/>
         <w:ind w:left="720" w:hanging="360"/>
@@ -3936,7 +3914,7 @@
       <w:pPr>
         <w:numPr>
           <w:ilvl w:val="0"/>
-          <w:numId w:val="9"/>
+          <w:numId w:val="12"/>
         </w:numPr>
         <w:spacing w:after="0" w:before="0" w:lineRule="auto"/>
         <w:ind w:left="720" w:hanging="360"/>
@@ -3953,7 +3931,7 @@
       <w:pPr>
         <w:numPr>
           <w:ilvl w:val="0"/>
-          <w:numId w:val="9"/>
+          <w:numId w:val="12"/>
         </w:numPr>
         <w:spacing w:after="0" w:before="0" w:lineRule="auto"/>
         <w:ind w:left="720" w:hanging="360"/>
@@ -3970,7 +3948,7 @@
       <w:pPr>
         <w:numPr>
           <w:ilvl w:val="0"/>
-          <w:numId w:val="9"/>
+          <w:numId w:val="12"/>
         </w:numPr>
         <w:spacing w:after="240" w:before="0" w:lineRule="auto"/>
         <w:ind w:left="720" w:hanging="360"/>
@@ -3978,7 +3956,7 @@
       </w:pPr>
       <w:sdt>
         <w:sdtPr>
-          <w:id w:val="2131331996"/>
+          <w:id w:val="1451407105"/>
           <w:tag w:val="goog_rdk_46"/>
         </w:sdtPr>
         <w:sdtContent>
@@ -4007,6 +3985,611 @@
           <w:rtl w:val="0"/>
         </w:rPr>
         <w:t xml:space="preserve">Master MRAG and your system doesn't just read — it sees, understands, and explains what it sees reliably</w:t>
+      </w:r>
+    </w:p>
+    <w:p>
+      <w:pPr>
+        <w:spacing w:after="240" w:before="240" w:lineRule="auto"/>
+        <w:rPr/>
+      </w:pPr>
+      <w:r>
+        <w:rPr>
+          <w:rtl w:val="0"/>
+        </w:rPr>
+      </w:r>
+    </w:p>
+    <w:p>
+      <w:pPr>
+        <w:pStyle w:val="Heading1"/>
+        <w:spacing w:after="240" w:before="240" w:lineRule="auto"/>
+        <w:rPr/>
+      </w:pPr>
+      <w:bookmarkStart w:colFirst="0" w:colLast="0" w:name="_heading=h.wj3tnpullbbd" w:id="25"/>
+      <w:bookmarkEnd w:id="25"/>
+      <w:r>
+        <w:rPr>
+          <w:rtl w:val="0"/>
+        </w:rPr>
+        <w:t xml:space="preserve">Quizzes</w:t>
+      </w:r>
+    </w:p>
+    <w:p>
+      <w:pPr>
+        <w:pStyle w:val="Heading1"/>
+        <w:keepNext w:val="0"/>
+        <w:keepLines w:val="0"/>
+        <w:spacing w:before="480" w:lineRule="auto"/>
+        <w:rPr>
+          <w:b w:val="1"/>
+          <w:bCs w:val="1"/>
+          <w:sz w:val="46"/>
+          <w:szCs w:val="46"/>
+        </w:rPr>
+      </w:pPr>
+      <w:bookmarkStart w:colFirst="0" w:colLast="0" w:name="_heading=h.525u4piu3s8m" w:id="26"/>
+      <w:bookmarkEnd w:id="26"/>
+      <w:r>
+        <w:rPr>
+          <w:b w:val="1"/>
+          <w:bCs w:val="1"/>
+          <w:sz w:val="46"/>
+          <w:szCs w:val="46"/>
+          <w:rtl w:val="0"/>
+        </w:rPr>
+        <w:t xml:space="preserve">Multimodal Retrieval-Augmented Generation (MRAG)</w:t>
+      </w:r>
+    </w:p>
+    <w:p>
+      <w:pPr>
+        <w:pStyle w:val="Heading2"/>
+        <w:keepNext w:val="0"/>
+        <w:keepLines w:val="0"/>
+        <w:spacing w:after="80" w:lineRule="auto"/>
+        <w:rPr>
+          <w:b w:val="1"/>
+          <w:bCs w:val="1"/>
+          <w:sz w:val="34"/>
+          <w:szCs w:val="34"/>
+        </w:rPr>
+      </w:pPr>
+      <w:bookmarkStart w:colFirst="0" w:colLast="0" w:name="_heading=h.umc2euwucgwk" w:id="27"/>
+      <w:bookmarkEnd w:id="27"/>
+      <w:r>
+        <w:rPr>
+          <w:b w:val="1"/>
+          <w:bCs w:val="1"/>
+          <w:sz w:val="34"/>
+          <w:szCs w:val="34"/>
+          <w:rtl w:val="0"/>
+        </w:rPr>
+        <w:t xml:space="preserve">Easy Questions</w:t>
+      </w:r>
+    </w:p>
+    <w:p>
+      <w:pPr>
+        <w:numPr>
+          <w:ilvl w:val="0"/>
+          <w:numId w:val="23"/>
+        </w:numPr>
+        <w:spacing w:after="0" w:afterAutospacing="0" w:before="240" w:lineRule="auto"/>
+        <w:ind w:left="720" w:hanging="360"/>
+      </w:pPr>
+      <w:r>
+        <w:rPr>
+          <w:rtl w:val="0"/>
+        </w:rPr>
+        <w:t xml:space="preserve">What is the main difference between classic text RAG and MRAG?</w:t>
+        <w:br w:type="textWrapping"/>
+        <w:t xml:space="preserve"> A) MRAG works only with text while classic RAG uses images</w:t>
+        <w:br w:type="textWrapping"/>
+        <w:t xml:space="preserve"> B) MRAG handles queries and knowledge across text, images, tables, documents, video, and audio</w:t>
+        <w:br w:type="textWrapping"/>
+        <w:t xml:space="preserve"> C) MRAG removes the need for any retrieval</w:t>
+        <w:br w:type="textWrapping"/>
+        <w:t xml:space="preserve"> D) MRAG is slower and less powerful than text RAG</w:t>
+      </w:r>
+    </w:p>
+    <w:p>
+      <w:pPr>
+        <w:numPr>
+          <w:ilvl w:val="0"/>
+          <w:numId w:val="23"/>
+        </w:numPr>
+        <w:spacing w:after="0" w:afterAutospacing="0" w:before="0" w:beforeAutospacing="0" w:lineRule="auto"/>
+        <w:ind w:left="720" w:hanging="360"/>
+      </w:pPr>
+      <w:sdt>
+        <w:sdtPr>
+          <w:id w:val="1258407019"/>
+          <w:tag w:val="goog_rdk_47"/>
+        </w:sdtPr>
+        <w:sdtContent>
+          <w:r>
+            <w:rPr>
+              <w:rFonts w:ascii="Arial Unicode MS" w:cs="Arial Unicode MS" w:eastAsia="Arial Unicode MS" w:hAnsi="Arial Unicode MS"/>
+              <w:rtl w:val="0"/>
+            </w:rPr>
+            <w:t xml:space="preserve">What are the five core stages in a modern MRAG pipeline?</w:t>
+            <w:br w:type="textWrapping"/>
+            <w:t xml:space="preserve"> A) Query understanding → retrieval → reranking → context packing → grounded generation</w:t>
+            <w:br w:type="textWrapping"/>
+            <w:t xml:space="preserve"> B) Only retrieval and generation</w:t>
+            <w:br w:type="textWrapping"/>
+            <w:t xml:space="preserve"> C) Only text encoding and decoding</w:t>
+            <w:br w:type="textWrapping"/>
+            <w:t xml:space="preserve"> D) Only image captioning</w:t>
+          </w:r>
+        </w:sdtContent>
+      </w:sdt>
+    </w:p>
+    <w:p>
+      <w:pPr>
+        <w:numPr>
+          <w:ilvl w:val="0"/>
+          <w:numId w:val="23"/>
+        </w:numPr>
+        <w:spacing w:after="0" w:afterAutospacing="0" w:before="0" w:beforeAutospacing="0" w:lineRule="auto"/>
+        <w:ind w:left="720" w:hanging="360"/>
+      </w:pPr>
+      <w:r>
+        <w:rPr>
+          <w:rtl w:val="0"/>
+        </w:rPr>
+        <w:t xml:space="preserve">Which of the following is a valid retrieval target in MRAG?</w:t>
+        <w:br w:type="textWrapping"/>
+        <w:t xml:space="preserve"> A) Only plain text chunks</w:t>
+        <w:br w:type="textWrapping"/>
+        <w:t xml:space="preserve"> B) Image-text pairs, document regions with layout, video clips + transcripts</w:t>
+        <w:br w:type="textWrapping"/>
+        <w:t xml:space="preserve"> C) Only audio files</w:t>
+        <w:br w:type="textWrapping"/>
+        <w:t xml:space="preserve"> D) Only keywords</w:t>
+      </w:r>
+    </w:p>
+    <w:p>
+      <w:pPr>
+        <w:numPr>
+          <w:ilvl w:val="0"/>
+          <w:numId w:val="23"/>
+        </w:numPr>
+        <w:spacing w:after="240" w:before="0" w:beforeAutospacing="0" w:lineRule="auto"/>
+        <w:ind w:left="720" w:hanging="360"/>
+      </w:pPr>
+      <w:r>
+        <w:rPr>
+          <w:rtl w:val="0"/>
+        </w:rPr>
+        <w:t xml:space="preserve">What does “visual grounding” mean in MRAG answers?</w:t>
+        <w:br w:type="textWrapping"/>
+        <w:t xml:space="preserve"> A) The model cites the exact retrieved image or table region in its response</w:t>
+        <w:br w:type="textWrapping"/>
+        <w:t xml:space="preserve"> B) The model ignores images completely</w:t>
+        <w:br w:type="textWrapping"/>
+        <w:t xml:space="preserve"> C) The model only uses text</w:t>
+        <w:br w:type="textWrapping"/>
+        <w:t xml:space="preserve"> D) The model generates new images</w:t>
+      </w:r>
+    </w:p>
+    <w:p>
+      <w:pPr>
+        <w:rPr/>
+      </w:pPr>
+      <w:r>
+        <w:rPr>
+          <w:rtl w:val="0"/>
+        </w:rPr>
+      </w:r>
+    </w:p>
+    <w:p>
+      <w:pPr>
+        <w:pStyle w:val="Heading2"/>
+        <w:keepNext w:val="0"/>
+        <w:keepLines w:val="0"/>
+        <w:spacing w:after="80" w:lineRule="auto"/>
+        <w:rPr>
+          <w:b w:val="1"/>
+          <w:bCs w:val="1"/>
+          <w:sz w:val="34"/>
+          <w:szCs w:val="34"/>
+        </w:rPr>
+      </w:pPr>
+      <w:bookmarkStart w:colFirst="0" w:colLast="0" w:name="_heading=h.kn67b8ga750m" w:id="28"/>
+      <w:bookmarkEnd w:id="28"/>
+      <w:r>
+        <w:rPr>
+          <w:b w:val="1"/>
+          <w:bCs w:val="1"/>
+          <w:sz w:val="34"/>
+          <w:szCs w:val="34"/>
+          <w:rtl w:val="0"/>
+        </w:rPr>
+        <w:t xml:space="preserve">Medium Questions</w:t>
+      </w:r>
+    </w:p>
+    <w:p>
+      <w:pPr>
+        <w:numPr>
+          <w:ilvl w:val="0"/>
+          <w:numId w:val="3"/>
+        </w:numPr>
+        <w:spacing w:after="0" w:afterAutospacing="0" w:before="240" w:lineRule="auto"/>
+        <w:ind w:left="720" w:hanging="360"/>
+      </w:pPr>
+      <w:r>
+        <w:rPr>
+          <w:rtl w:val="0"/>
+        </w:rPr>
+        <w:t xml:space="preserve">What are the three main retrieval paradigms in MRAG?</w:t>
+        <w:br w:type="textWrapping"/>
+        <w:t xml:space="preserve"> A) Text-first, vision-first, and joint retrieval</w:t>
+        <w:br w:type="textWrapping"/>
+        <w:t xml:space="preserve"> B) Only text-first and image-only</w:t>
+        <w:br w:type="textWrapping"/>
+        <w:t xml:space="preserve"> C) Only hybrid and late fusion</w:t>
+        <w:br w:type="textWrapping"/>
+        <w:t xml:space="preserve"> D) Only early fusion and cross-attention</w:t>
+      </w:r>
+    </w:p>
+    <w:p>
+      <w:pPr>
+        <w:numPr>
+          <w:ilvl w:val="0"/>
+          <w:numId w:val="3"/>
+        </w:numPr>
+        <w:spacing w:after="0" w:afterAutospacing="0" w:before="0" w:beforeAutospacing="0" w:lineRule="auto"/>
+        <w:ind w:left="720" w:hanging="360"/>
+      </w:pPr>
+      <w:r>
+        <w:rPr>
+          <w:rtl w:val="0"/>
+        </w:rPr>
+        <w:t xml:space="preserve">Why is reranking almost mandatory in MRAG?</w:t>
+        <w:br w:type="textWrapping"/>
+        <w:t xml:space="preserve"> A) First-stage retrieval (bi-encoders) is recall-oriented but low precision; reranking improves relevance using cross-modal or answer-aware scorers</w:t>
+        <w:br w:type="textWrapping"/>
+        <w:t xml:space="preserve"> B) It makes retrieval slower</w:t>
+        <w:br w:type="textWrapping"/>
+        <w:t xml:space="preserve"> C) It removes the need for any retrieval</w:t>
+        <w:br w:type="textWrapping"/>
+        <w:t xml:space="preserve"> D) It only works for text</w:t>
+      </w:r>
+    </w:p>
+    <w:p>
+      <w:pPr>
+        <w:numPr>
+          <w:ilvl w:val="0"/>
+          <w:numId w:val="3"/>
+        </w:numPr>
+        <w:spacing w:after="240" w:before="0" w:beforeAutospacing="0" w:lineRule="auto"/>
+        <w:ind w:left="720" w:hanging="360"/>
+      </w:pPr>
+      <w:r>
+        <w:rPr>
+          <w:rtl w:val="0"/>
+        </w:rPr>
+        <w:t xml:space="preserve">What is a common practical technique for handling tables and documents in MRAG?</w:t>
+        <w:br w:type="textWrapping"/>
+        <w:t xml:space="preserve"> A) Use ColPali (image-based, layout-aware embedding) or dual-mode decomposition (text + vision path)</w:t>
+        <w:br w:type="textWrapping"/>
+        <w:t xml:space="preserve"> B) Convert everything to plain text only</w:t>
+        <w:br w:type="textWrapping"/>
+        <w:t xml:space="preserve"> C) Ignore layout completely</w:t>
+        <w:br w:type="textWrapping"/>
+        <w:t xml:space="preserve"> D) Use only OCR without vision</w:t>
+      </w:r>
+    </w:p>
+    <w:p>
+      <w:pPr>
+        <w:rPr/>
+      </w:pPr>
+      <w:r>
+        <w:rPr>
+          <w:rtl w:val="0"/>
+        </w:rPr>
+      </w:r>
+    </w:p>
+    <w:p>
+      <w:pPr>
+        <w:pStyle w:val="Heading2"/>
+        <w:keepNext w:val="0"/>
+        <w:keepLines w:val="0"/>
+        <w:spacing w:after="80" w:lineRule="auto"/>
+        <w:rPr>
+          <w:b w:val="1"/>
+          <w:bCs w:val="1"/>
+          <w:sz w:val="34"/>
+          <w:szCs w:val="34"/>
+        </w:rPr>
+      </w:pPr>
+      <w:bookmarkStart w:colFirst="0" w:colLast="0" w:name="_heading=h.c8yge13wiwnd" w:id="29"/>
+      <w:bookmarkEnd w:id="29"/>
+      <w:r>
+        <w:rPr>
+          <w:b w:val="1"/>
+          <w:bCs w:val="1"/>
+          <w:sz w:val="34"/>
+          <w:szCs w:val="34"/>
+          <w:rtl w:val="0"/>
+        </w:rPr>
+        <w:t xml:space="preserve">Hard Questions</w:t>
+      </w:r>
+    </w:p>
+    <w:p>
+      <w:pPr>
+        <w:numPr>
+          <w:ilvl w:val="0"/>
+          <w:numId w:val="2"/>
+        </w:numPr>
+        <w:spacing w:after="0" w:afterAutospacing="0" w:before="240" w:lineRule="auto"/>
+        <w:ind w:left="720" w:hanging="360"/>
+      </w:pPr>
+      <w:r>
+        <w:rPr>
+          <w:rtl w:val="0"/>
+        </w:rPr>
+        <w:t xml:space="preserve">In iterative/multi-hop MRAG, what happens after the first retrieval round?</w:t>
+        <w:br w:type="textWrapping"/>
+        <w:t xml:space="preserve"> A) The VLM reasons over the results, rewrites the query multimodally, and triggers additional retrieval rounds until the answer is sufficiently grounded</w:t>
+        <w:br w:type="textWrapping"/>
+        <w:t xml:space="preserve"> B) The process stops immediately</w:t>
+        <w:br w:type="textWrapping"/>
+        <w:t xml:space="preserve"> C) Only one retrieval is ever done</w:t>
+        <w:br w:type="textWrapping"/>
+        <w:t xml:space="preserve"> D) The model ignores previous results</w:t>
+      </w:r>
+    </w:p>
+    <w:p>
+      <w:pPr>
+        <w:numPr>
+          <w:ilvl w:val="0"/>
+          <w:numId w:val="2"/>
+        </w:numPr>
+        <w:spacing w:after="0" w:afterAutospacing="0" w:before="0" w:beforeAutospacing="0" w:lineRule="auto"/>
+        <w:ind w:left="720" w:hanging="360"/>
+      </w:pPr>
+      <w:r>
+        <w:rPr>
+          <w:rtl w:val="0"/>
+        </w:rPr>
+        <w:t xml:space="preserve">What is one major pitfall of naive context packing in MRAG?</w:t>
+        <w:br w:type="textWrapping"/>
+        <w:t xml:space="preserve"> A) Feeding too many unordered images/tables causes the VLM to ignore parts of the context or hallucinate</w:t>
+        <w:br w:type="textWrapping"/>
+        <w:t xml:space="preserve"> B) It always improves accuracy</w:t>
+        <w:br w:type="textWrapping"/>
+        <w:t xml:space="preserve"> C) It reduces token usage</w:t>
+        <w:br w:type="textWrapping"/>
+        <w:t xml:space="preserve"> D) It works perfectly with any number of images</w:t>
+      </w:r>
+    </w:p>
+    <w:p>
+      <w:pPr>
+        <w:numPr>
+          <w:ilvl w:val="0"/>
+          <w:numId w:val="2"/>
+        </w:numPr>
+        <w:spacing w:after="240" w:before="0" w:beforeAutospacing="0" w:lineRule="auto"/>
+        <w:ind w:left="720" w:hanging="360"/>
+      </w:pPr>
+      <w:r>
+        <w:rPr>
+          <w:rtl w:val="0"/>
+        </w:rPr>
+        <w:t xml:space="preserve">According to the document, why is MRAG especially valuable for e-commerce support (e.g., TechVista warranty claims)?</w:t>
+        <w:br w:type="textWrapping"/>
+        <w:t xml:space="preserve"> A) The system can “see” the customer-uploaded damage photo, retrieve relevant policy regions/tables/videos, and generate a cited, accurate response</w:t>
+        <w:br w:type="textWrapping"/>
+        <w:t xml:space="preserve"> B) It only uses text descriptions</w:t>
+        <w:br w:type="textWrapping"/>
+        <w:t xml:space="preserve"> C) It increases hallucinations</w:t>
+        <w:br w:type="textWrapping"/>
+        <w:t xml:space="preserve"> D) It cannot handle photos</w:t>
+      </w:r>
+    </w:p>
+    <w:p>
+      <w:pPr>
+        <w:rPr/>
+      </w:pPr>
+      <w:r>
+        <w:rPr>
+          <w:rtl w:val="0"/>
+        </w:rPr>
+      </w:r>
+    </w:p>
+    <w:p>
+      <w:pPr>
+        <w:pStyle w:val="Heading2"/>
+        <w:keepNext w:val="0"/>
+        <w:keepLines w:val="0"/>
+        <w:spacing w:after="80" w:lineRule="auto"/>
+        <w:rPr>
+          <w:b w:val="1"/>
+          <w:bCs w:val="1"/>
+          <w:sz w:val="34"/>
+          <w:szCs w:val="34"/>
+        </w:rPr>
+      </w:pPr>
+      <w:bookmarkStart w:colFirst="0" w:colLast="0" w:name="_heading=h.i527qb6aat9b" w:id="30"/>
+      <w:bookmarkEnd w:id="30"/>
+      <w:r>
+        <w:rPr>
+          <w:b w:val="1"/>
+          <w:bCs w:val="1"/>
+          <w:sz w:val="34"/>
+          <w:szCs w:val="34"/>
+          <w:rtl w:val="0"/>
+        </w:rPr>
+        <w:t xml:space="preserve">Answers for Multimodal Retrieval-Augmented Generation (MRAG)</w:t>
+      </w:r>
+    </w:p>
+    <w:p>
+      <w:pPr>
+        <w:numPr>
+          <w:ilvl w:val="0"/>
+          <w:numId w:val="1"/>
+        </w:numPr>
+        <w:spacing w:after="0" w:afterAutospacing="0" w:before="240" w:lineRule="auto"/>
+        <w:ind w:left="720" w:hanging="360"/>
+      </w:pPr>
+      <w:r>
+        <w:rPr>
+          <w:rtl w:val="0"/>
+        </w:rPr>
+        <w:t xml:space="preserve">B</w:t>
+      </w:r>
+    </w:p>
+    <w:p>
+      <w:pPr>
+        <w:numPr>
+          <w:ilvl w:val="0"/>
+          <w:numId w:val="1"/>
+        </w:numPr>
+        <w:spacing w:after="0" w:afterAutospacing="0" w:before="0" w:beforeAutospacing="0" w:lineRule="auto"/>
+        <w:ind w:left="720" w:hanging="360"/>
+      </w:pPr>
+      <w:r>
+        <w:rPr>
+          <w:rtl w:val="0"/>
+        </w:rPr>
+        <w:t xml:space="preserve">A</w:t>
+      </w:r>
+    </w:p>
+    <w:p>
+      <w:pPr>
+        <w:numPr>
+          <w:ilvl w:val="0"/>
+          <w:numId w:val="1"/>
+        </w:numPr>
+        <w:spacing w:after="0" w:afterAutospacing="0" w:before="0" w:beforeAutospacing="0" w:lineRule="auto"/>
+        <w:ind w:left="720" w:hanging="360"/>
+      </w:pPr>
+      <w:r>
+        <w:rPr>
+          <w:rtl w:val="0"/>
+        </w:rPr>
+        <w:t xml:space="preserve">B</w:t>
+      </w:r>
+    </w:p>
+    <w:p>
+      <w:pPr>
+        <w:numPr>
+          <w:ilvl w:val="0"/>
+          <w:numId w:val="1"/>
+        </w:numPr>
+        <w:spacing w:after="0" w:afterAutospacing="0" w:before="0" w:beforeAutospacing="0" w:lineRule="auto"/>
+        <w:ind w:left="720" w:hanging="360"/>
+      </w:pPr>
+      <w:r>
+        <w:rPr>
+          <w:rtl w:val="0"/>
+        </w:rPr>
+        <w:t xml:space="preserve">A</w:t>
+      </w:r>
+    </w:p>
+    <w:p>
+      <w:pPr>
+        <w:numPr>
+          <w:ilvl w:val="0"/>
+          <w:numId w:val="1"/>
+        </w:numPr>
+        <w:spacing w:after="0" w:afterAutospacing="0" w:before="0" w:beforeAutospacing="0" w:lineRule="auto"/>
+        <w:ind w:left="720" w:hanging="360"/>
+      </w:pPr>
+      <w:r>
+        <w:rPr>
+          <w:rtl w:val="0"/>
+        </w:rPr>
+        <w:t xml:space="preserve">A</w:t>
+      </w:r>
+    </w:p>
+    <w:p>
+      <w:pPr>
+        <w:numPr>
+          <w:ilvl w:val="0"/>
+          <w:numId w:val="1"/>
+        </w:numPr>
+        <w:spacing w:after="0" w:afterAutospacing="0" w:before="0" w:beforeAutospacing="0" w:lineRule="auto"/>
+        <w:ind w:left="720" w:hanging="360"/>
+      </w:pPr>
+      <w:r>
+        <w:rPr>
+          <w:rtl w:val="0"/>
+        </w:rPr>
+        <w:t xml:space="preserve">A</w:t>
+      </w:r>
+    </w:p>
+    <w:p>
+      <w:pPr>
+        <w:numPr>
+          <w:ilvl w:val="0"/>
+          <w:numId w:val="1"/>
+        </w:numPr>
+        <w:spacing w:after="0" w:afterAutospacing="0" w:before="0" w:beforeAutospacing="0" w:lineRule="auto"/>
+        <w:ind w:left="720" w:hanging="360"/>
+      </w:pPr>
+      <w:r>
+        <w:rPr>
+          <w:rtl w:val="0"/>
+        </w:rPr>
+        <w:t xml:space="preserve">A</w:t>
+      </w:r>
+    </w:p>
+    <w:p>
+      <w:pPr>
+        <w:numPr>
+          <w:ilvl w:val="0"/>
+          <w:numId w:val="1"/>
+        </w:numPr>
+        <w:spacing w:after="0" w:afterAutospacing="0" w:before="0" w:beforeAutospacing="0" w:lineRule="auto"/>
+        <w:ind w:left="720" w:hanging="360"/>
+      </w:pPr>
+      <w:r>
+        <w:rPr>
+          <w:rtl w:val="0"/>
+        </w:rPr>
+        <w:t xml:space="preserve">A</w:t>
+      </w:r>
+    </w:p>
+    <w:p>
+      <w:pPr>
+        <w:numPr>
+          <w:ilvl w:val="0"/>
+          <w:numId w:val="1"/>
+        </w:numPr>
+        <w:spacing w:after="0" w:afterAutospacing="0" w:before="0" w:beforeAutospacing="0" w:lineRule="auto"/>
+        <w:ind w:left="720" w:hanging="360"/>
+      </w:pPr>
+      <w:r>
+        <w:rPr>
+          <w:rtl w:val="0"/>
+        </w:rPr>
+        <w:t xml:space="preserve">A</w:t>
+      </w:r>
+    </w:p>
+    <w:p>
+      <w:pPr>
+        <w:numPr>
+          <w:ilvl w:val="0"/>
+          <w:numId w:val="1"/>
+        </w:numPr>
+        <w:spacing w:after="240" w:before="0" w:beforeAutospacing="0" w:lineRule="auto"/>
+        <w:ind w:left="720" w:hanging="360"/>
+      </w:pPr>
+      <w:r>
+        <w:rPr>
+          <w:rtl w:val="0"/>
+        </w:rPr>
+        <w:t xml:space="preserve">A</w:t>
+      </w:r>
+    </w:p>
+    <w:p>
+      <w:pPr>
+        <w:rPr/>
+      </w:pPr>
+      <w:r>
+        <w:rPr>
+          <w:rtl w:val="0"/>
+        </w:rPr>
       </w:r>
     </w:p>
     <w:p>
@@ -4033,8 +4616,8 @@
   <w:abstractNum w:abstractNumId="1">
     <w:lvl w:ilvl="0">
       <w:start w:val="1"/>
-      <w:numFmt w:val="bullet"/>
-      <w:lvlText w:val="●"/>
+      <w:numFmt w:val="decimal"/>
+      <w:lvlText w:val="%1."/>
       <w:lvlJc w:val="left"/>
       <w:pPr>
         <w:ind w:left="720" w:hanging="360"/>
@@ -4045,8 +4628,8 @@
     </w:lvl>
     <w:lvl w:ilvl="1">
       <w:start w:val="1"/>
-      <w:numFmt w:val="bullet"/>
-      <w:lvlText w:val="○"/>
+      <w:numFmt w:val="lowerLetter"/>
+      <w:lvlText w:val="%2."/>
       <w:lvlJc w:val="left"/>
       <w:pPr>
         <w:ind w:left="1440" w:hanging="360"/>
@@ -4057,8 +4640,8 @@
     </w:lvl>
     <w:lvl w:ilvl="2">
       <w:start w:val="1"/>
-      <w:numFmt w:val="bullet"/>
-      <w:lvlText w:val="■"/>
+      <w:numFmt w:val="lowerRoman"/>
+      <w:lvlText w:val="%3."/>
       <w:lvlJc w:val="left"/>
       <w:pPr>
         <w:ind w:left="2160" w:hanging="360"/>
@@ -4069,8 +4652,8 @@
     </w:lvl>
     <w:lvl w:ilvl="3">
       <w:start w:val="1"/>
-      <w:numFmt w:val="bullet"/>
-      <w:lvlText w:val="●"/>
+      <w:numFmt w:val="decimal"/>
+      <w:lvlText w:val="%4."/>
       <w:lvlJc w:val="left"/>
       <w:pPr>
         <w:ind w:left="2880" w:hanging="360"/>
@@ -4081,8 +4664,8 @@
     </w:lvl>
     <w:lvl w:ilvl="4">
       <w:start w:val="1"/>
-      <w:numFmt w:val="bullet"/>
-      <w:lvlText w:val="○"/>
+      <w:numFmt w:val="lowerLetter"/>
+      <w:lvlText w:val="%5."/>
       <w:lvlJc w:val="left"/>
       <w:pPr>
         <w:ind w:left="3600" w:hanging="360"/>
@@ -4093,8 +4676,8 @@
     </w:lvl>
     <w:lvl w:ilvl="5">
       <w:start w:val="1"/>
-      <w:numFmt w:val="bullet"/>
-      <w:lvlText w:val="■"/>
+      <w:numFmt w:val="lowerRoman"/>
+      <w:lvlText w:val="%6."/>
       <w:lvlJc w:val="left"/>
       <w:pPr>
         <w:ind w:left="4320" w:hanging="360"/>
@@ -4105,8 +4688,8 @@
     </w:lvl>
     <w:lvl w:ilvl="6">
       <w:start w:val="1"/>
-      <w:numFmt w:val="bullet"/>
-      <w:lvlText w:val="●"/>
+      <w:numFmt w:val="decimal"/>
+      <w:lvlText w:val="%7."/>
       <w:lvlJc w:val="left"/>
       <w:pPr>
         <w:ind w:left="5040" w:hanging="360"/>
@@ -4117,8 +4700,8 @@
     </w:lvl>
     <w:lvl w:ilvl="7">
       <w:start w:val="1"/>
-      <w:numFmt w:val="bullet"/>
-      <w:lvlText w:val="○"/>
+      <w:numFmt w:val="lowerLetter"/>
+      <w:lvlText w:val="%8."/>
       <w:lvlJc w:val="left"/>
       <w:pPr>
         <w:ind w:left="5760" w:hanging="360"/>
@@ -4129,8 +4712,8 @@
     </w:lvl>
     <w:lvl w:ilvl="8">
       <w:start w:val="1"/>
-      <w:numFmt w:val="bullet"/>
-      <w:lvlText w:val="■"/>
+      <w:numFmt w:val="lowerRoman"/>
+      <w:lvlText w:val="%9."/>
       <w:lvlJc w:val="left"/>
       <w:pPr>
         <w:ind w:left="6480" w:hanging="360"/>
@@ -4142,9 +4725,9 @@
   </w:abstractNum>
   <w:abstractNum w:abstractNumId="2">
     <w:lvl w:ilvl="0">
-      <w:start w:val="1"/>
-      <w:numFmt w:val="bullet"/>
-      <w:lvlText w:val="●"/>
+      <w:start w:val="8"/>
+      <w:numFmt w:val="decimal"/>
+      <w:lvlText w:val="%1."/>
       <w:lvlJc w:val="left"/>
       <w:pPr>
         <w:ind w:left="720" w:hanging="360"/>
@@ -4155,8 +4738,8 @@
     </w:lvl>
     <w:lvl w:ilvl="1">
       <w:start w:val="1"/>
-      <w:numFmt w:val="bullet"/>
-      <w:lvlText w:val="○"/>
+      <w:numFmt w:val="lowerLetter"/>
+      <w:lvlText w:val="%2."/>
       <w:lvlJc w:val="left"/>
       <w:pPr>
         <w:ind w:left="1440" w:hanging="360"/>
@@ -4167,8 +4750,8 @@
     </w:lvl>
     <w:lvl w:ilvl="2">
       <w:start w:val="1"/>
-      <w:numFmt w:val="bullet"/>
-      <w:lvlText w:val="■"/>
+      <w:numFmt w:val="lowerRoman"/>
+      <w:lvlText w:val="%3."/>
       <w:lvlJc w:val="left"/>
       <w:pPr>
         <w:ind w:left="2160" w:hanging="360"/>
@@ -4179,8 +4762,8 @@
     </w:lvl>
     <w:lvl w:ilvl="3">
       <w:start w:val="1"/>
-      <w:numFmt w:val="bullet"/>
-      <w:lvlText w:val="●"/>
+      <w:numFmt w:val="decimal"/>
+      <w:lvlText w:val="%4."/>
       <w:lvlJc w:val="left"/>
       <w:pPr>
         <w:ind w:left="2880" w:hanging="360"/>
@@ -4191,8 +4774,8 @@
     </w:lvl>
     <w:lvl w:ilvl="4">
       <w:start w:val="1"/>
-      <w:numFmt w:val="bullet"/>
-      <w:lvlText w:val="○"/>
+      <w:numFmt w:val="lowerLetter"/>
+      <w:lvlText w:val="%5."/>
       <w:lvlJc w:val="left"/>
       <w:pPr>
         <w:ind w:left="3600" w:hanging="360"/>
@@ -4203,8 +4786,8 @@
     </w:lvl>
     <w:lvl w:ilvl="5">
       <w:start w:val="1"/>
-      <w:numFmt w:val="bullet"/>
-      <w:lvlText w:val="■"/>
+      <w:numFmt w:val="lowerRoman"/>
+      <w:lvlText w:val="%6."/>
       <w:lvlJc w:val="left"/>
       <w:pPr>
         <w:ind w:left="4320" w:hanging="360"/>
@@ -4215,8 +4798,8 @@
     </w:lvl>
     <w:lvl w:ilvl="6">
       <w:start w:val="1"/>
-      <w:numFmt w:val="bullet"/>
-      <w:lvlText w:val="●"/>
+      <w:numFmt w:val="decimal"/>
+      <w:lvlText w:val="%7."/>
       <w:lvlJc w:val="left"/>
       <w:pPr>
         <w:ind w:left="5040" w:hanging="360"/>
@@ -4227,8 +4810,8 @@
     </w:lvl>
     <w:lvl w:ilvl="7">
       <w:start w:val="1"/>
-      <w:numFmt w:val="bullet"/>
-      <w:lvlText w:val="○"/>
+      <w:numFmt w:val="lowerLetter"/>
+      <w:lvlText w:val="%8."/>
       <w:lvlJc w:val="left"/>
       <w:pPr>
         <w:ind w:left="5760" w:hanging="360"/>
@@ -4239,8 +4822,8 @@
     </w:lvl>
     <w:lvl w:ilvl="8">
       <w:start w:val="1"/>
-      <w:numFmt w:val="bullet"/>
-      <w:lvlText w:val="■"/>
+      <w:numFmt w:val="lowerRoman"/>
+      <w:lvlText w:val="%9."/>
       <w:lvlJc w:val="left"/>
       <w:pPr>
         <w:ind w:left="6480" w:hanging="360"/>
@@ -4252,9 +4835,9 @@
   </w:abstractNum>
   <w:abstractNum w:abstractNumId="3">
     <w:lvl w:ilvl="0">
-      <w:start w:val="1"/>
-      <w:numFmt w:val="bullet"/>
-      <w:lvlText w:val="●"/>
+      <w:start w:val="5"/>
+      <w:numFmt w:val="decimal"/>
+      <w:lvlText w:val="%1."/>
       <w:lvlJc w:val="left"/>
       <w:pPr>
         <w:ind w:left="720" w:hanging="360"/>
@@ -4265,8 +4848,8 @@
     </w:lvl>
     <w:lvl w:ilvl="1">
       <w:start w:val="1"/>
-      <w:numFmt w:val="bullet"/>
-      <w:lvlText w:val="○"/>
+      <w:numFmt w:val="lowerLetter"/>
+      <w:lvlText w:val="%2."/>
       <w:lvlJc w:val="left"/>
       <w:pPr>
         <w:ind w:left="1440" w:hanging="360"/>
@@ -4277,8 +4860,8 @@
     </w:lvl>
     <w:lvl w:ilvl="2">
       <w:start w:val="1"/>
-      <w:numFmt w:val="bullet"/>
-      <w:lvlText w:val="■"/>
+      <w:numFmt w:val="lowerRoman"/>
+      <w:lvlText w:val="%3."/>
       <w:lvlJc w:val="left"/>
       <w:pPr>
         <w:ind w:left="2160" w:hanging="360"/>
@@ -4289,8 +4872,8 @@
     </w:lvl>
     <w:lvl w:ilvl="3">
       <w:start w:val="1"/>
-      <w:numFmt w:val="bullet"/>
-      <w:lvlText w:val="●"/>
+      <w:numFmt w:val="decimal"/>
+      <w:lvlText w:val="%4."/>
       <w:lvlJc w:val="left"/>
       <w:pPr>
         <w:ind w:left="2880" w:hanging="360"/>
@@ -4301,8 +4884,8 @@
     </w:lvl>
     <w:lvl w:ilvl="4">
       <w:start w:val="1"/>
-      <w:numFmt w:val="bullet"/>
-      <w:lvlText w:val="○"/>
+      <w:numFmt w:val="lowerLetter"/>
+      <w:lvlText w:val="%5."/>
       <w:lvlJc w:val="left"/>
       <w:pPr>
         <w:ind w:left="3600" w:hanging="360"/>
@@ -4313,8 +4896,8 @@
     </w:lvl>
     <w:lvl w:ilvl="5">
       <w:start w:val="1"/>
-      <w:numFmt w:val="bullet"/>
-      <w:lvlText w:val="■"/>
+      <w:numFmt w:val="lowerRoman"/>
+      <w:lvlText w:val="%6."/>
       <w:lvlJc w:val="left"/>
       <w:pPr>
         <w:ind w:left="4320" w:hanging="360"/>
@@ -4325,8 +4908,8 @@
     </w:lvl>
     <w:lvl w:ilvl="6">
       <w:start w:val="1"/>
-      <w:numFmt w:val="bullet"/>
-      <w:lvlText w:val="●"/>
+      <w:numFmt w:val="decimal"/>
+      <w:lvlText w:val="%7."/>
       <w:lvlJc w:val="left"/>
       <w:pPr>
         <w:ind w:left="5040" w:hanging="360"/>
@@ -4337,8 +4920,8 @@
     </w:lvl>
     <w:lvl w:ilvl="7">
       <w:start w:val="1"/>
-      <w:numFmt w:val="bullet"/>
-      <w:lvlText w:val="○"/>
+      <w:numFmt w:val="lowerLetter"/>
+      <w:lvlText w:val="%8."/>
       <w:lvlJc w:val="left"/>
       <w:pPr>
         <w:ind w:left="5760" w:hanging="360"/>
@@ -4349,8 +4932,8 @@
     </w:lvl>
     <w:lvl w:ilvl="8">
       <w:start w:val="1"/>
-      <w:numFmt w:val="bullet"/>
-      <w:lvlText w:val="■"/>
+      <w:numFmt w:val="lowerRoman"/>
+      <w:lvlText w:val="%9."/>
       <w:lvlJc w:val="left"/>
       <w:pPr>
         <w:ind w:left="6480" w:hanging="360"/>
@@ -5133,8 +5716,8 @@
   <w:abstractNum w:abstractNumId="11">
     <w:lvl w:ilvl="0">
       <w:start w:val="1"/>
-      <w:numFmt w:val="decimal"/>
-      <w:lvlText w:val="%1."/>
+      <w:numFmt w:val="bullet"/>
+      <w:lvlText w:val="●"/>
       <w:lvlJc w:val="left"/>
       <w:pPr>
         <w:ind w:left="720" w:hanging="360"/>
@@ -5157,8 +5740,8 @@
     </w:lvl>
     <w:lvl w:ilvl="2">
       <w:start w:val="1"/>
-      <w:numFmt w:val="lowerRoman"/>
-      <w:lvlText w:val="%3."/>
+      <w:numFmt w:val="bullet"/>
+      <w:lvlText w:val="■"/>
       <w:lvlJc w:val="left"/>
       <w:pPr>
         <w:ind w:left="2160" w:hanging="360"/>
@@ -5169,8 +5752,8 @@
     </w:lvl>
     <w:lvl w:ilvl="3">
       <w:start w:val="1"/>
-      <w:numFmt w:val="decimal"/>
-      <w:lvlText w:val="%4."/>
+      <w:numFmt w:val="bullet"/>
+      <w:lvlText w:val="●"/>
       <w:lvlJc w:val="left"/>
       <w:pPr>
         <w:ind w:left="2880" w:hanging="360"/>
@@ -5181,8 +5764,8 @@
     </w:lvl>
     <w:lvl w:ilvl="4">
       <w:start w:val="1"/>
-      <w:numFmt w:val="lowerLetter"/>
-      <w:lvlText w:val="%5."/>
+      <w:numFmt w:val="bullet"/>
+      <w:lvlText w:val="○"/>
       <w:lvlJc w:val="left"/>
       <w:pPr>
         <w:ind w:left="3600" w:hanging="360"/>
@@ -5193,8 +5776,8 @@
     </w:lvl>
     <w:lvl w:ilvl="5">
       <w:start w:val="1"/>
-      <w:numFmt w:val="lowerRoman"/>
-      <w:lvlText w:val="%6."/>
+      <w:numFmt w:val="bullet"/>
+      <w:lvlText w:val="■"/>
       <w:lvlJc w:val="left"/>
       <w:pPr>
         <w:ind w:left="4320" w:hanging="360"/>
@@ -5205,8 +5788,8 @@
     </w:lvl>
     <w:lvl w:ilvl="6">
       <w:start w:val="1"/>
-      <w:numFmt w:val="decimal"/>
-      <w:lvlText w:val="%7."/>
+      <w:numFmt w:val="bullet"/>
+      <w:lvlText w:val="●"/>
       <w:lvlJc w:val="left"/>
       <w:pPr>
         <w:ind w:left="5040" w:hanging="360"/>
@@ -5217,8 +5800,8 @@
     </w:lvl>
     <w:lvl w:ilvl="7">
       <w:start w:val="1"/>
-      <w:numFmt w:val="lowerLetter"/>
-      <w:lvlText w:val="%8."/>
+      <w:numFmt w:val="bullet"/>
+      <w:lvlText w:val="○"/>
       <w:lvlJc w:val="left"/>
       <w:pPr>
         <w:ind w:left="5760" w:hanging="360"/>
@@ -5229,8 +5812,8 @@
     </w:lvl>
     <w:lvl w:ilvl="8">
       <w:start w:val="1"/>
-      <w:numFmt w:val="lowerRoman"/>
-      <w:lvlText w:val="%9."/>
+      <w:numFmt w:val="bullet"/>
+      <w:lvlText w:val="■"/>
       <w:lvlJc w:val="left"/>
       <w:pPr>
         <w:ind w:left="6480" w:hanging="360"/>
@@ -5463,8 +6046,8 @@
   <w:abstractNum w:abstractNumId="14">
     <w:lvl w:ilvl="0">
       <w:start w:val="1"/>
-      <w:numFmt w:val="bullet"/>
-      <w:lvlText w:val="●"/>
+      <w:numFmt w:val="decimal"/>
+      <w:lvlText w:val="%1."/>
       <w:lvlJc w:val="left"/>
       <w:pPr>
         <w:ind w:left="720" w:hanging="360"/>
@@ -5487,8 +6070,8 @@
     </w:lvl>
     <w:lvl w:ilvl="2">
       <w:start w:val="1"/>
-      <w:numFmt w:val="bullet"/>
-      <w:lvlText w:val="■"/>
+      <w:numFmt w:val="lowerRoman"/>
+      <w:lvlText w:val="%3."/>
       <w:lvlJc w:val="left"/>
       <w:pPr>
         <w:ind w:left="2160" w:hanging="360"/>
@@ -5499,8 +6082,8 @@
     </w:lvl>
     <w:lvl w:ilvl="3">
       <w:start w:val="1"/>
-      <w:numFmt w:val="bullet"/>
-      <w:lvlText w:val="●"/>
+      <w:numFmt w:val="decimal"/>
+      <w:lvlText w:val="%4."/>
       <w:lvlJc w:val="left"/>
       <w:pPr>
         <w:ind w:left="2880" w:hanging="360"/>
@@ -5511,8 +6094,8 @@
     </w:lvl>
     <w:lvl w:ilvl="4">
       <w:start w:val="1"/>
-      <w:numFmt w:val="bullet"/>
-      <w:lvlText w:val="○"/>
+      <w:numFmt w:val="lowerLetter"/>
+      <w:lvlText w:val="%5."/>
       <w:lvlJc w:val="left"/>
       <w:pPr>
         <w:ind w:left="3600" w:hanging="360"/>
@@ -5523,8 +6106,8 @@
     </w:lvl>
     <w:lvl w:ilvl="5">
       <w:start w:val="1"/>
-      <w:numFmt w:val="bullet"/>
-      <w:lvlText w:val="■"/>
+      <w:numFmt w:val="lowerRoman"/>
+      <w:lvlText w:val="%6."/>
       <w:lvlJc w:val="left"/>
       <w:pPr>
         <w:ind w:left="4320" w:hanging="360"/>
@@ -5535,8 +6118,8 @@
     </w:lvl>
     <w:lvl w:ilvl="6">
       <w:start w:val="1"/>
-      <w:numFmt w:val="bullet"/>
-      <w:lvlText w:val="●"/>
+      <w:numFmt w:val="decimal"/>
+      <w:lvlText w:val="%7."/>
       <w:lvlJc w:val="left"/>
       <w:pPr>
         <w:ind w:left="5040" w:hanging="360"/>
@@ -5547,8 +6130,8 @@
     </w:lvl>
     <w:lvl w:ilvl="7">
       <w:start w:val="1"/>
-      <w:numFmt w:val="bullet"/>
-      <w:lvlText w:val="○"/>
+      <w:numFmt w:val="lowerLetter"/>
+      <w:lvlText w:val="%8."/>
       <w:lvlJc w:val="left"/>
       <w:pPr>
         <w:ind w:left="5760" w:hanging="360"/>
@@ -5559,8 +6142,8 @@
     </w:lvl>
     <w:lvl w:ilvl="8">
       <w:start w:val="1"/>
-      <w:numFmt w:val="bullet"/>
-      <w:lvlText w:val="■"/>
+      <w:numFmt w:val="lowerRoman"/>
+      <w:lvlText w:val="%9."/>
       <w:lvlJc w:val="left"/>
       <w:pPr>
         <w:ind w:left="6480" w:hanging="360"/>
@@ -6111,6 +6694,446 @@
       <w:start w:val="1"/>
       <w:numFmt w:val="bullet"/>
       <w:lvlText w:val="■"/>
+      <w:lvlJc w:val="left"/>
+      <w:pPr>
+        <w:ind w:left="6480" w:hanging="360"/>
+      </w:pPr>
+      <w:rPr>
+        <w:u w:val="none"/>
+      </w:rPr>
+    </w:lvl>
+  </w:abstractNum>
+  <w:abstractNum w:abstractNumId="20">
+    <w:lvl w:ilvl="0">
+      <w:start w:val="1"/>
+      <w:numFmt w:val="bullet"/>
+      <w:lvlText w:val="●"/>
+      <w:lvlJc w:val="left"/>
+      <w:pPr>
+        <w:ind w:left="720" w:hanging="360"/>
+      </w:pPr>
+      <w:rPr>
+        <w:u w:val="none"/>
+      </w:rPr>
+    </w:lvl>
+    <w:lvl w:ilvl="1">
+      <w:start w:val="1"/>
+      <w:numFmt w:val="bullet"/>
+      <w:lvlText w:val="○"/>
+      <w:lvlJc w:val="left"/>
+      <w:pPr>
+        <w:ind w:left="1440" w:hanging="360"/>
+      </w:pPr>
+      <w:rPr>
+        <w:u w:val="none"/>
+      </w:rPr>
+    </w:lvl>
+    <w:lvl w:ilvl="2">
+      <w:start w:val="1"/>
+      <w:numFmt w:val="bullet"/>
+      <w:lvlText w:val="■"/>
+      <w:lvlJc w:val="left"/>
+      <w:pPr>
+        <w:ind w:left="2160" w:hanging="360"/>
+      </w:pPr>
+      <w:rPr>
+        <w:u w:val="none"/>
+      </w:rPr>
+    </w:lvl>
+    <w:lvl w:ilvl="3">
+      <w:start w:val="1"/>
+      <w:numFmt w:val="bullet"/>
+      <w:lvlText w:val="●"/>
+      <w:lvlJc w:val="left"/>
+      <w:pPr>
+        <w:ind w:left="2880" w:hanging="360"/>
+      </w:pPr>
+      <w:rPr>
+        <w:u w:val="none"/>
+      </w:rPr>
+    </w:lvl>
+    <w:lvl w:ilvl="4">
+      <w:start w:val="1"/>
+      <w:numFmt w:val="bullet"/>
+      <w:lvlText w:val="○"/>
+      <w:lvlJc w:val="left"/>
+      <w:pPr>
+        <w:ind w:left="3600" w:hanging="360"/>
+      </w:pPr>
+      <w:rPr>
+        <w:u w:val="none"/>
+      </w:rPr>
+    </w:lvl>
+    <w:lvl w:ilvl="5">
+      <w:start w:val="1"/>
+      <w:numFmt w:val="bullet"/>
+      <w:lvlText w:val="■"/>
+      <w:lvlJc w:val="left"/>
+      <w:pPr>
+        <w:ind w:left="4320" w:hanging="360"/>
+      </w:pPr>
+      <w:rPr>
+        <w:u w:val="none"/>
+      </w:rPr>
+    </w:lvl>
+    <w:lvl w:ilvl="6">
+      <w:start w:val="1"/>
+      <w:numFmt w:val="bullet"/>
+      <w:lvlText w:val="●"/>
+      <w:lvlJc w:val="left"/>
+      <w:pPr>
+        <w:ind w:left="5040" w:hanging="360"/>
+      </w:pPr>
+      <w:rPr>
+        <w:u w:val="none"/>
+      </w:rPr>
+    </w:lvl>
+    <w:lvl w:ilvl="7">
+      <w:start w:val="1"/>
+      <w:numFmt w:val="bullet"/>
+      <w:lvlText w:val="○"/>
+      <w:lvlJc w:val="left"/>
+      <w:pPr>
+        <w:ind w:left="5760" w:hanging="360"/>
+      </w:pPr>
+      <w:rPr>
+        <w:u w:val="none"/>
+      </w:rPr>
+    </w:lvl>
+    <w:lvl w:ilvl="8">
+      <w:start w:val="1"/>
+      <w:numFmt w:val="bullet"/>
+      <w:lvlText w:val="■"/>
+      <w:lvlJc w:val="left"/>
+      <w:pPr>
+        <w:ind w:left="6480" w:hanging="360"/>
+      </w:pPr>
+      <w:rPr>
+        <w:u w:val="none"/>
+      </w:rPr>
+    </w:lvl>
+  </w:abstractNum>
+  <w:abstractNum w:abstractNumId="21">
+    <w:lvl w:ilvl="0">
+      <w:start w:val="1"/>
+      <w:numFmt w:val="bullet"/>
+      <w:lvlText w:val="●"/>
+      <w:lvlJc w:val="left"/>
+      <w:pPr>
+        <w:ind w:left="720" w:hanging="360"/>
+      </w:pPr>
+      <w:rPr>
+        <w:u w:val="none"/>
+      </w:rPr>
+    </w:lvl>
+    <w:lvl w:ilvl="1">
+      <w:start w:val="1"/>
+      <w:numFmt w:val="bullet"/>
+      <w:lvlText w:val="○"/>
+      <w:lvlJc w:val="left"/>
+      <w:pPr>
+        <w:ind w:left="1440" w:hanging="360"/>
+      </w:pPr>
+      <w:rPr>
+        <w:u w:val="none"/>
+      </w:rPr>
+    </w:lvl>
+    <w:lvl w:ilvl="2">
+      <w:start w:val="1"/>
+      <w:numFmt w:val="bullet"/>
+      <w:lvlText w:val="■"/>
+      <w:lvlJc w:val="left"/>
+      <w:pPr>
+        <w:ind w:left="2160" w:hanging="360"/>
+      </w:pPr>
+      <w:rPr>
+        <w:u w:val="none"/>
+      </w:rPr>
+    </w:lvl>
+    <w:lvl w:ilvl="3">
+      <w:start w:val="1"/>
+      <w:numFmt w:val="bullet"/>
+      <w:lvlText w:val="●"/>
+      <w:lvlJc w:val="left"/>
+      <w:pPr>
+        <w:ind w:left="2880" w:hanging="360"/>
+      </w:pPr>
+      <w:rPr>
+        <w:u w:val="none"/>
+      </w:rPr>
+    </w:lvl>
+    <w:lvl w:ilvl="4">
+      <w:start w:val="1"/>
+      <w:numFmt w:val="bullet"/>
+      <w:lvlText w:val="○"/>
+      <w:lvlJc w:val="left"/>
+      <w:pPr>
+        <w:ind w:left="3600" w:hanging="360"/>
+      </w:pPr>
+      <w:rPr>
+        <w:u w:val="none"/>
+      </w:rPr>
+    </w:lvl>
+    <w:lvl w:ilvl="5">
+      <w:start w:val="1"/>
+      <w:numFmt w:val="bullet"/>
+      <w:lvlText w:val="■"/>
+      <w:lvlJc w:val="left"/>
+      <w:pPr>
+        <w:ind w:left="4320" w:hanging="360"/>
+      </w:pPr>
+      <w:rPr>
+        <w:u w:val="none"/>
+      </w:rPr>
+    </w:lvl>
+    <w:lvl w:ilvl="6">
+      <w:start w:val="1"/>
+      <w:numFmt w:val="bullet"/>
+      <w:lvlText w:val="●"/>
+      <w:lvlJc w:val="left"/>
+      <w:pPr>
+        <w:ind w:left="5040" w:hanging="360"/>
+      </w:pPr>
+      <w:rPr>
+        <w:u w:val="none"/>
+      </w:rPr>
+    </w:lvl>
+    <w:lvl w:ilvl="7">
+      <w:start w:val="1"/>
+      <w:numFmt w:val="bullet"/>
+      <w:lvlText w:val="○"/>
+      <w:lvlJc w:val="left"/>
+      <w:pPr>
+        <w:ind w:left="5760" w:hanging="360"/>
+      </w:pPr>
+      <w:rPr>
+        <w:u w:val="none"/>
+      </w:rPr>
+    </w:lvl>
+    <w:lvl w:ilvl="8">
+      <w:start w:val="1"/>
+      <w:numFmt w:val="bullet"/>
+      <w:lvlText w:val="■"/>
+      <w:lvlJc w:val="left"/>
+      <w:pPr>
+        <w:ind w:left="6480" w:hanging="360"/>
+      </w:pPr>
+      <w:rPr>
+        <w:u w:val="none"/>
+      </w:rPr>
+    </w:lvl>
+  </w:abstractNum>
+  <w:abstractNum w:abstractNumId="22">
+    <w:lvl w:ilvl="0">
+      <w:start w:val="1"/>
+      <w:numFmt w:val="bullet"/>
+      <w:lvlText w:val="●"/>
+      <w:lvlJc w:val="left"/>
+      <w:pPr>
+        <w:ind w:left="720" w:hanging="360"/>
+      </w:pPr>
+      <w:rPr>
+        <w:u w:val="none"/>
+      </w:rPr>
+    </w:lvl>
+    <w:lvl w:ilvl="1">
+      <w:start w:val="1"/>
+      <w:numFmt w:val="bullet"/>
+      <w:lvlText w:val="○"/>
+      <w:lvlJc w:val="left"/>
+      <w:pPr>
+        <w:ind w:left="1440" w:hanging="360"/>
+      </w:pPr>
+      <w:rPr>
+        <w:u w:val="none"/>
+      </w:rPr>
+    </w:lvl>
+    <w:lvl w:ilvl="2">
+      <w:start w:val="1"/>
+      <w:numFmt w:val="bullet"/>
+      <w:lvlText w:val="■"/>
+      <w:lvlJc w:val="left"/>
+      <w:pPr>
+        <w:ind w:left="2160" w:hanging="360"/>
+      </w:pPr>
+      <w:rPr>
+        <w:u w:val="none"/>
+      </w:rPr>
+    </w:lvl>
+    <w:lvl w:ilvl="3">
+      <w:start w:val="1"/>
+      <w:numFmt w:val="bullet"/>
+      <w:lvlText w:val="●"/>
+      <w:lvlJc w:val="left"/>
+      <w:pPr>
+        <w:ind w:left="2880" w:hanging="360"/>
+      </w:pPr>
+      <w:rPr>
+        <w:u w:val="none"/>
+      </w:rPr>
+    </w:lvl>
+    <w:lvl w:ilvl="4">
+      <w:start w:val="1"/>
+      <w:numFmt w:val="bullet"/>
+      <w:lvlText w:val="○"/>
+      <w:lvlJc w:val="left"/>
+      <w:pPr>
+        <w:ind w:left="3600" w:hanging="360"/>
+      </w:pPr>
+      <w:rPr>
+        <w:u w:val="none"/>
+      </w:rPr>
+    </w:lvl>
+    <w:lvl w:ilvl="5">
+      <w:start w:val="1"/>
+      <w:numFmt w:val="bullet"/>
+      <w:lvlText w:val="■"/>
+      <w:lvlJc w:val="left"/>
+      <w:pPr>
+        <w:ind w:left="4320" w:hanging="360"/>
+      </w:pPr>
+      <w:rPr>
+        <w:u w:val="none"/>
+      </w:rPr>
+    </w:lvl>
+    <w:lvl w:ilvl="6">
+      <w:start w:val="1"/>
+      <w:numFmt w:val="bullet"/>
+      <w:lvlText w:val="●"/>
+      <w:lvlJc w:val="left"/>
+      <w:pPr>
+        <w:ind w:left="5040" w:hanging="360"/>
+      </w:pPr>
+      <w:rPr>
+        <w:u w:val="none"/>
+      </w:rPr>
+    </w:lvl>
+    <w:lvl w:ilvl="7">
+      <w:start w:val="1"/>
+      <w:numFmt w:val="bullet"/>
+      <w:lvlText w:val="○"/>
+      <w:lvlJc w:val="left"/>
+      <w:pPr>
+        <w:ind w:left="5760" w:hanging="360"/>
+      </w:pPr>
+      <w:rPr>
+        <w:u w:val="none"/>
+      </w:rPr>
+    </w:lvl>
+    <w:lvl w:ilvl="8">
+      <w:start w:val="1"/>
+      <w:numFmt w:val="bullet"/>
+      <w:lvlText w:val="■"/>
+      <w:lvlJc w:val="left"/>
+      <w:pPr>
+        <w:ind w:left="6480" w:hanging="360"/>
+      </w:pPr>
+      <w:rPr>
+        <w:u w:val="none"/>
+      </w:rPr>
+    </w:lvl>
+  </w:abstractNum>
+  <w:abstractNum w:abstractNumId="23">
+    <w:lvl w:ilvl="0">
+      <w:start w:val="1"/>
+      <w:numFmt w:val="decimal"/>
+      <w:lvlText w:val="%1."/>
+      <w:lvlJc w:val="left"/>
+      <w:pPr>
+        <w:ind w:left="720" w:hanging="360"/>
+      </w:pPr>
+      <w:rPr>
+        <w:u w:val="none"/>
+      </w:rPr>
+    </w:lvl>
+    <w:lvl w:ilvl="1">
+      <w:start w:val="1"/>
+      <w:numFmt w:val="lowerLetter"/>
+      <w:lvlText w:val="%2."/>
+      <w:lvlJc w:val="left"/>
+      <w:pPr>
+        <w:ind w:left="1440" w:hanging="360"/>
+      </w:pPr>
+      <w:rPr>
+        <w:u w:val="none"/>
+      </w:rPr>
+    </w:lvl>
+    <w:lvl w:ilvl="2">
+      <w:start w:val="1"/>
+      <w:numFmt w:val="lowerRoman"/>
+      <w:lvlText w:val="%3."/>
+      <w:lvlJc w:val="left"/>
+      <w:pPr>
+        <w:ind w:left="2160" w:hanging="360"/>
+      </w:pPr>
+      <w:rPr>
+        <w:u w:val="none"/>
+      </w:rPr>
+    </w:lvl>
+    <w:lvl w:ilvl="3">
+      <w:start w:val="1"/>
+      <w:numFmt w:val="decimal"/>
+      <w:lvlText w:val="%4."/>
+      <w:lvlJc w:val="left"/>
+      <w:pPr>
+        <w:ind w:left="2880" w:hanging="360"/>
+      </w:pPr>
+      <w:rPr>
+        <w:u w:val="none"/>
+      </w:rPr>
+    </w:lvl>
+    <w:lvl w:ilvl="4">
+      <w:start w:val="1"/>
+      <w:numFmt w:val="lowerLetter"/>
+      <w:lvlText w:val="%5."/>
+      <w:lvlJc w:val="left"/>
+      <w:pPr>
+        <w:ind w:left="3600" w:hanging="360"/>
+      </w:pPr>
+      <w:rPr>
+        <w:u w:val="none"/>
+      </w:rPr>
+    </w:lvl>
+    <w:lvl w:ilvl="5">
+      <w:start w:val="1"/>
+      <w:numFmt w:val="lowerRoman"/>
+      <w:lvlText w:val="%6."/>
+      <w:lvlJc w:val="left"/>
+      <w:pPr>
+        <w:ind w:left="4320" w:hanging="360"/>
+      </w:pPr>
+      <w:rPr>
+        <w:u w:val="none"/>
+      </w:rPr>
+    </w:lvl>
+    <w:lvl w:ilvl="6">
+      <w:start w:val="1"/>
+      <w:numFmt w:val="decimal"/>
+      <w:lvlText w:val="%7."/>
+      <w:lvlJc w:val="left"/>
+      <w:pPr>
+        <w:ind w:left="5040" w:hanging="360"/>
+      </w:pPr>
+      <w:rPr>
+        <w:u w:val="none"/>
+      </w:rPr>
+    </w:lvl>
+    <w:lvl w:ilvl="7">
+      <w:start w:val="1"/>
+      <w:numFmt w:val="lowerLetter"/>
+      <w:lvlText w:val="%8."/>
+      <w:lvlJc w:val="left"/>
+      <w:pPr>
+        <w:ind w:left="5760" w:hanging="360"/>
+      </w:pPr>
+      <w:rPr>
+        <w:u w:val="none"/>
+      </w:rPr>
+    </w:lvl>
+    <w:lvl w:ilvl="8">
+      <w:start w:val="1"/>
+      <w:numFmt w:val="lowerRoman"/>
+      <w:lvlText w:val="%9."/>
       <w:lvlJc w:val="left"/>
       <w:pPr>
         <w:ind w:left="6480" w:hanging="360"/>
@@ -6176,6 +7199,18 @@
   </w:num>
   <w:num w:numId="19">
     <w:abstractNumId w:val="19"/>
+  </w:num>
+  <w:num w:numId="20">
+    <w:abstractNumId w:val="20"/>
+  </w:num>
+  <w:num w:numId="21">
+    <w:abstractNumId w:val="21"/>
+  </w:num>
+  <w:num w:numId="22">
+    <w:abstractNumId w:val="22"/>
+  </w:num>
+  <w:num w:numId="23">
+    <w:abstractNumId w:val="23"/>
   </w:num>
 </w:numbering>
 </file>
@@ -6684,7 +7719,7 @@
 
 <file path=customXML/item1.xml><?xml version="1.0" encoding="utf-8"?>
 <go:gDocsCustomXmlDataStorage xmlns:go="http://customooxmlschemas.google.com/" xmlns:r="http://schemas.openxmlformats.org/officeDocument/2006/relationships" uri="GoogleDocsCustomDataVersion2">
-  <go:docsCustomData xmlns:go="http://customooxmlschemas.google.com/" roundtripDataSignature="AMtx7mivcNSDorseGFaTykL7tB4thlOgVw==">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</go:docsCustomData>
+  <go:docsCustomData xmlns:go="http://customooxmlschemas.google.com/" roundtripDataSignature="AMtx7mg2uH1tP+/PlQw/Hqr5IhSHk9APuQ==">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</go:docsCustomData>
 </go:gDocsCustomXmlDataStorage>
 </file>
 
